--- a/Onboarding Framework.docx
+++ b/Onboarding Framework.docx
@@ -4245,14 +4245,14 @@
           <w:numId w:val="6"/>
         </w:numPr>
       </w:pPr>
+      <w:r>
+        <w:t xml:space="preserve">Consistency in applying runbooks and policies </w:t>
+      </w:r>
       <w:proofErr w:type="gramStart"/>
       <w:r>
-        <w:t>Consistency</w:t>
+        <w:t>correctly</w:t>
       </w:r>
       <w:proofErr w:type="gramEnd"/>
-      <w:r>
-        <w:t xml:space="preserve"> in applying runbooks and policies correctly</w:t>
-      </w:r>
     </w:p>
     <w:p>
       <w:r>
@@ -4484,6 +4484,3088 @@
         <w:t>Ultimately, the continuous improvement process ensures that the onboarding framework remains relevant, accurate, and aligned with the evolving needs of the Security Engineering team. By treating onboarding as an adaptable system rather than a one-time deliverable, the organization strengthens its ability to bring new engineers up to speed efficiently and consistently, regardless of how the environment changes over time.</w:t>
       </w:r>
     </w:p>
+    <w:p>
+      <w:pPr>
+        <w:spacing w:after="160" w:line="259" w:lineRule="auto"/>
+        <w:jc w:val="left"/>
+      </w:pPr>
+      <w:r>
+        <w:br w:type="page"/>
+      </w:r>
+    </w:p>
+    <w:p>
+      <w:pPr>
+        <w:pStyle w:val="Heading1"/>
+      </w:pPr>
+      <w:r>
+        <w:lastRenderedPageBreak/>
+        <w:t>Appendix: Example Template Usage</w:t>
+      </w:r>
+    </w:p>
+    <w:p>
+      <w:r>
+        <w:t xml:space="preserve">Below are </w:t>
+      </w:r>
+      <w:proofErr w:type="gramStart"/>
+      <w:r>
+        <w:t>some</w:t>
+      </w:r>
+      <w:proofErr w:type="gramEnd"/>
+      <w:r>
+        <w:t xml:space="preserve"> </w:t>
+      </w:r>
+      <w:proofErr w:type="gramStart"/>
+      <w:r>
+        <w:t>example</w:t>
+      </w:r>
+      <w:proofErr w:type="gramEnd"/>
+      <w:r>
+        <w:t xml:space="preserve"> populated templates from this onboarding framework that were created to give you an idea of what type of data to include when creating the artifacts for your organization. </w:t>
+      </w:r>
+    </w:p>
+    <w:p>
+      <w:pPr>
+        <w:pStyle w:val="Heading2"/>
+      </w:pPr>
+      <w:r>
+        <w:t>Role Definition Template</w:t>
+      </w:r>
+    </w:p>
+    <w:p>
+      <w:pPr>
+        <w:jc w:val="center"/>
+        <w:rPr>
+          <w:b/>
+          <w:bCs/>
+          <w:sz w:val="28"/>
+          <w:szCs w:val="28"/>
+        </w:rPr>
+      </w:pPr>
+      <w:r>
+        <w:rPr>
+          <w:b/>
+          <w:bCs/>
+          <w:sz w:val="28"/>
+          <w:szCs w:val="28"/>
+        </w:rPr>
+        <w:t>Roles and Responsibilities</w:t>
+      </w:r>
+    </w:p>
+    <w:tbl>
+      <w:tblPr>
+        <w:tblStyle w:val="TableGrid"/>
+        <w:tblW w:w="5000" w:type="pct"/>
+        <w:jc w:val="center"/>
+        <w:tblLook w:val="04A0" w:firstRow="1" w:lastRow="0" w:firstColumn="1" w:lastColumn="0" w:noHBand="0" w:noVBand="1"/>
+      </w:tblPr>
+      <w:tblGrid>
+        <w:gridCol w:w="1098"/>
+        <w:gridCol w:w="2873"/>
+        <w:gridCol w:w="1957"/>
+        <w:gridCol w:w="3422"/>
+      </w:tblGrid>
+      <w:tr>
+        <w:trPr>
+          <w:trHeight w:val="494"/>
+          <w:jc w:val="center"/>
+        </w:trPr>
+        <w:tc>
+          <w:tcPr>
+            <w:tcW w:w="811" w:type="dxa"/>
+            <w:tcBorders>
+              <w:top w:val="single" w:sz="4" w:space="0" w:color="auto"/>
+              <w:left w:val="single" w:sz="4" w:space="0" w:color="auto"/>
+              <w:bottom w:val="single" w:sz="4" w:space="0" w:color="auto"/>
+              <w:right w:val="single" w:sz="4" w:space="0" w:color="auto"/>
+            </w:tcBorders>
+            <w:shd w:val="clear" w:color="auto" w:fill="C5E0B3" w:themeFill="accent6" w:themeFillTint="66"/>
+            <w:hideMark/>
+          </w:tcPr>
+          <w:p>
+            <w:pPr>
+              <w:spacing w:after="160" w:line="259" w:lineRule="auto"/>
+              <w:rPr>
+                <w:b/>
+                <w:bCs/>
+              </w:rPr>
+            </w:pPr>
+            <w:r>
+              <w:rPr>
+                <w:b/>
+                <w:bCs/>
+              </w:rPr>
+              <w:t>Title</w:t>
+            </w:r>
+          </w:p>
+        </w:tc>
+        <w:tc>
+          <w:tcPr>
+            <w:tcW w:w="2123" w:type="dxa"/>
+            <w:tcBorders>
+              <w:top w:val="single" w:sz="4" w:space="0" w:color="auto"/>
+              <w:left w:val="single" w:sz="4" w:space="0" w:color="auto"/>
+              <w:bottom w:val="single" w:sz="4" w:space="0" w:color="auto"/>
+              <w:right w:val="single" w:sz="4" w:space="0" w:color="auto"/>
+            </w:tcBorders>
+            <w:hideMark/>
+          </w:tcPr>
+          <w:p>
+            <w:pPr>
+              <w:spacing w:after="160" w:line="259" w:lineRule="auto"/>
+              <w:rPr>
+                <w:b/>
+                <w:bCs/>
+              </w:rPr>
+            </w:pPr>
+            <w:r>
+              <w:rPr>
+                <w:b/>
+                <w:bCs/>
+              </w:rPr>
+              <w:t>Identity and Access Management (IAM) Engineer</w:t>
+            </w:r>
+          </w:p>
+        </w:tc>
+        <w:tc>
+          <w:tcPr>
+            <w:tcW w:w="1446" w:type="dxa"/>
+            <w:tcBorders>
+              <w:top w:val="single" w:sz="4" w:space="0" w:color="auto"/>
+              <w:left w:val="single" w:sz="4" w:space="0" w:color="auto"/>
+              <w:bottom w:val="single" w:sz="4" w:space="0" w:color="auto"/>
+              <w:right w:val="single" w:sz="4" w:space="0" w:color="auto"/>
+            </w:tcBorders>
+            <w:shd w:val="clear" w:color="auto" w:fill="C5E0B3" w:themeFill="accent6" w:themeFillTint="66"/>
+            <w:hideMark/>
+          </w:tcPr>
+          <w:p>
+            <w:pPr>
+              <w:spacing w:after="160" w:line="259" w:lineRule="auto"/>
+              <w:rPr>
+                <w:b/>
+                <w:bCs/>
+              </w:rPr>
+            </w:pPr>
+            <w:r>
+              <w:rPr>
+                <w:b/>
+                <w:bCs/>
+              </w:rPr>
+              <w:t>Department</w:t>
+            </w:r>
+          </w:p>
+        </w:tc>
+        <w:tc>
+          <w:tcPr>
+            <w:tcW w:w="2528" w:type="dxa"/>
+            <w:tcBorders>
+              <w:top w:val="single" w:sz="4" w:space="0" w:color="auto"/>
+              <w:left w:val="single" w:sz="4" w:space="0" w:color="auto"/>
+              <w:bottom w:val="single" w:sz="4" w:space="0" w:color="auto"/>
+              <w:right w:val="single" w:sz="4" w:space="0" w:color="auto"/>
+            </w:tcBorders>
+            <w:hideMark/>
+          </w:tcPr>
+          <w:p>
+            <w:pPr>
+              <w:spacing w:after="160" w:line="259" w:lineRule="auto"/>
+              <w:rPr>
+                <w:b/>
+                <w:bCs/>
+              </w:rPr>
+            </w:pPr>
+            <w:r>
+              <w:rPr>
+                <w:b/>
+                <w:bCs/>
+              </w:rPr>
+              <w:t>Security Engineering</w:t>
+            </w:r>
+          </w:p>
+        </w:tc>
+      </w:tr>
+      <w:tr>
+        <w:trPr>
+          <w:trHeight w:val="528"/>
+          <w:jc w:val="center"/>
+        </w:trPr>
+        <w:tc>
+          <w:tcPr>
+            <w:tcW w:w="6908" w:type="dxa"/>
+            <w:gridSpan w:val="4"/>
+            <w:tcBorders>
+              <w:top w:val="single" w:sz="4" w:space="0" w:color="auto"/>
+              <w:left w:val="single" w:sz="4" w:space="0" w:color="auto"/>
+              <w:bottom w:val="single" w:sz="4" w:space="0" w:color="auto"/>
+              <w:right w:val="single" w:sz="4" w:space="0" w:color="auto"/>
+            </w:tcBorders>
+            <w:shd w:val="clear" w:color="auto" w:fill="C5E0B3" w:themeFill="accent6" w:themeFillTint="66"/>
+            <w:hideMark/>
+          </w:tcPr>
+          <w:p>
+            <w:pPr>
+              <w:spacing w:after="160" w:line="259" w:lineRule="auto"/>
+              <w:rPr>
+                <w:b/>
+                <w:bCs/>
+              </w:rPr>
+            </w:pPr>
+            <w:r>
+              <w:rPr>
+                <w:b/>
+                <w:bCs/>
+              </w:rPr>
+              <w:t>Mission Summary</w:t>
+            </w:r>
+          </w:p>
+        </w:tc>
+      </w:tr>
+      <w:tr>
+        <w:trPr>
+          <w:trHeight w:val="1201"/>
+          <w:jc w:val="center"/>
+        </w:trPr>
+        <w:tc>
+          <w:tcPr>
+            <w:tcW w:w="6908" w:type="dxa"/>
+            <w:gridSpan w:val="4"/>
+            <w:tcBorders>
+              <w:top w:val="single" w:sz="4" w:space="0" w:color="auto"/>
+              <w:left w:val="single" w:sz="4" w:space="0" w:color="auto"/>
+              <w:bottom w:val="single" w:sz="4" w:space="0" w:color="auto"/>
+              <w:right w:val="single" w:sz="4" w:space="0" w:color="auto"/>
+            </w:tcBorders>
+            <w:hideMark/>
+          </w:tcPr>
+          <w:p>
+            <w:pPr>
+              <w:spacing w:after="160" w:line="259" w:lineRule="auto"/>
+              <w:rPr>
+                <w:b/>
+                <w:bCs/>
+              </w:rPr>
+            </w:pPr>
+            <w:r>
+              <w:rPr>
+                <w:b/>
+                <w:bCs/>
+              </w:rPr>
+              <w:t xml:space="preserve">The mission of an Identity and Access Management (IAM) Engineer is to safeguard organizational systems by ensuring that every identity is verified, every access justified, and every interaction is secure. Through design and maintenance of scalable IAM solutions, they enable seamless authentication, authorization, and governance across platforms. Their work balances security, compliance, and user experience, driving efficiency through automation and continuous improvement. The IAM engineer empowers the organization to operate with trust and transparency in every access decision. </w:t>
+            </w:r>
+          </w:p>
+        </w:tc>
+      </w:tr>
+      <w:tr>
+        <w:trPr>
+          <w:trHeight w:val="509"/>
+          <w:jc w:val="center"/>
+        </w:trPr>
+        <w:tc>
+          <w:tcPr>
+            <w:tcW w:w="6908" w:type="dxa"/>
+            <w:gridSpan w:val="4"/>
+            <w:tcBorders>
+              <w:top w:val="single" w:sz="4" w:space="0" w:color="auto"/>
+              <w:left w:val="single" w:sz="4" w:space="0" w:color="auto"/>
+              <w:bottom w:val="single" w:sz="4" w:space="0" w:color="auto"/>
+              <w:right w:val="single" w:sz="4" w:space="0" w:color="auto"/>
+            </w:tcBorders>
+            <w:shd w:val="clear" w:color="auto" w:fill="C5E0B3" w:themeFill="accent6" w:themeFillTint="66"/>
+            <w:hideMark/>
+          </w:tcPr>
+          <w:p>
+            <w:pPr>
+              <w:spacing w:after="160" w:line="259" w:lineRule="auto"/>
+              <w:rPr>
+                <w:b/>
+                <w:bCs/>
+              </w:rPr>
+            </w:pPr>
+            <w:r>
+              <w:rPr>
+                <w:b/>
+                <w:bCs/>
+              </w:rPr>
+              <w:t>Responsibilities</w:t>
+            </w:r>
+          </w:p>
+        </w:tc>
+      </w:tr>
+      <w:tr>
+        <w:trPr>
+          <w:trHeight w:val="528"/>
+          <w:jc w:val="center"/>
+        </w:trPr>
+        <w:tc>
+          <w:tcPr>
+            <w:tcW w:w="6908" w:type="dxa"/>
+            <w:gridSpan w:val="4"/>
+            <w:tcBorders>
+              <w:top w:val="single" w:sz="4" w:space="0" w:color="auto"/>
+              <w:left w:val="single" w:sz="4" w:space="0" w:color="auto"/>
+              <w:bottom w:val="single" w:sz="4" w:space="0" w:color="auto"/>
+              <w:right w:val="single" w:sz="4" w:space="0" w:color="auto"/>
+            </w:tcBorders>
+            <w:hideMark/>
+          </w:tcPr>
+          <w:p>
+            <w:pPr>
+              <w:numPr>
+                <w:ilvl w:val="0"/>
+                <w:numId w:val="10"/>
+              </w:numPr>
+              <w:spacing w:after="160" w:line="259" w:lineRule="auto"/>
+              <w:jc w:val="left"/>
+              <w:rPr>
+                <w:b/>
+                <w:bCs/>
+              </w:rPr>
+            </w:pPr>
+            <w:r>
+              <w:rPr>
+                <w:b/>
+                <w:bCs/>
+              </w:rPr>
+              <w:t xml:space="preserve">Ensure that the right individuals have the right access to the right resources at the right time - securely and </w:t>
+            </w:r>
+            <w:proofErr w:type="gramStart"/>
+            <w:r>
+              <w:rPr>
+                <w:b/>
+                <w:bCs/>
+              </w:rPr>
+              <w:t>efficiently</w:t>
+            </w:r>
+            <w:proofErr w:type="gramEnd"/>
+          </w:p>
+          <w:p>
+            <w:pPr>
+              <w:numPr>
+                <w:ilvl w:val="0"/>
+                <w:numId w:val="10"/>
+              </w:numPr>
+              <w:spacing w:after="160" w:line="259" w:lineRule="auto"/>
+              <w:jc w:val="left"/>
+              <w:rPr>
+                <w:b/>
+                <w:bCs/>
+              </w:rPr>
+            </w:pPr>
+            <w:r>
+              <w:rPr>
+                <w:b/>
+                <w:bCs/>
+              </w:rPr>
+              <w:t xml:space="preserve">Protect organizational assets by designing, implementing, and maintaining systems that manage user identities, authentication, and authorization across </w:t>
+            </w:r>
+            <w:proofErr w:type="gramStart"/>
+            <w:r>
+              <w:rPr>
+                <w:b/>
+                <w:bCs/>
+              </w:rPr>
+              <w:t>platforms</w:t>
+            </w:r>
+            <w:proofErr w:type="gramEnd"/>
+          </w:p>
+          <w:p>
+            <w:pPr>
+              <w:numPr>
+                <w:ilvl w:val="0"/>
+                <w:numId w:val="10"/>
+              </w:numPr>
+              <w:spacing w:after="160" w:line="259" w:lineRule="auto"/>
+              <w:jc w:val="left"/>
+              <w:rPr>
+                <w:b/>
+                <w:bCs/>
+              </w:rPr>
+            </w:pPr>
+            <w:r>
+              <w:rPr>
+                <w:b/>
+                <w:bCs/>
+              </w:rPr>
+              <w:t xml:space="preserve">Streamline onboarding and offboarding processes, enforce least-privilege principles, and integrate identity governance with compliance </w:t>
+            </w:r>
+            <w:proofErr w:type="gramStart"/>
+            <w:r>
+              <w:rPr>
+                <w:b/>
+                <w:bCs/>
+              </w:rPr>
+              <w:t>frameworks</w:t>
+            </w:r>
+            <w:proofErr w:type="gramEnd"/>
+          </w:p>
+          <w:p>
+            <w:pPr>
+              <w:numPr>
+                <w:ilvl w:val="0"/>
+                <w:numId w:val="10"/>
+              </w:numPr>
+              <w:spacing w:after="160" w:line="259" w:lineRule="auto"/>
+              <w:jc w:val="left"/>
+              <w:rPr>
+                <w:b/>
+                <w:bCs/>
+              </w:rPr>
+            </w:pPr>
+            <w:r>
+              <w:rPr>
+                <w:b/>
+                <w:bCs/>
+              </w:rPr>
+              <w:t xml:space="preserve">Balance security and usability, enabling productivity while minimizing risk through automation, continuous improvement, and precise access </w:t>
+            </w:r>
+            <w:proofErr w:type="gramStart"/>
+            <w:r>
+              <w:rPr>
+                <w:b/>
+                <w:bCs/>
+              </w:rPr>
+              <w:t>control</w:t>
+            </w:r>
+            <w:proofErr w:type="gramEnd"/>
+          </w:p>
+          <w:p>
+            <w:pPr>
+              <w:numPr>
+                <w:ilvl w:val="0"/>
+                <w:numId w:val="10"/>
+              </w:numPr>
+              <w:spacing w:after="160" w:line="259" w:lineRule="auto"/>
+              <w:jc w:val="left"/>
+              <w:rPr>
+                <w:b/>
+                <w:bCs/>
+              </w:rPr>
+            </w:pPr>
+            <w:r>
+              <w:rPr>
+                <w:b/>
+                <w:bCs/>
+              </w:rPr>
+              <w:t xml:space="preserve">Monitor and respond to identity-related security </w:t>
+            </w:r>
+            <w:proofErr w:type="gramStart"/>
+            <w:r>
+              <w:rPr>
+                <w:b/>
+                <w:bCs/>
+              </w:rPr>
+              <w:t>events</w:t>
+            </w:r>
+            <w:proofErr w:type="gramEnd"/>
+          </w:p>
+          <w:p>
+            <w:pPr>
+              <w:numPr>
+                <w:ilvl w:val="0"/>
+                <w:numId w:val="10"/>
+              </w:numPr>
+              <w:spacing w:after="160" w:line="259" w:lineRule="auto"/>
+              <w:jc w:val="left"/>
+              <w:rPr>
+                <w:b/>
+                <w:bCs/>
+              </w:rPr>
+            </w:pPr>
+            <w:r>
+              <w:rPr>
+                <w:b/>
+                <w:bCs/>
+              </w:rPr>
+              <w:t xml:space="preserve">Troubleshoot authentication, authorization, and directory </w:t>
+            </w:r>
+            <w:proofErr w:type="gramStart"/>
+            <w:r>
+              <w:rPr>
+                <w:b/>
+                <w:bCs/>
+              </w:rPr>
+              <w:t>issues</w:t>
+            </w:r>
+            <w:proofErr w:type="gramEnd"/>
+          </w:p>
+          <w:p>
+            <w:pPr>
+              <w:numPr>
+                <w:ilvl w:val="0"/>
+                <w:numId w:val="10"/>
+              </w:numPr>
+              <w:spacing w:after="160" w:line="259" w:lineRule="auto"/>
+              <w:jc w:val="left"/>
+              <w:rPr>
+                <w:b/>
+                <w:bCs/>
+              </w:rPr>
+            </w:pPr>
+            <w:r>
+              <w:rPr>
+                <w:b/>
+                <w:bCs/>
+              </w:rPr>
+              <w:t xml:space="preserve">Collaborate with HR, IT, and application teams to ensure identity processes align with organization </w:t>
+            </w:r>
+            <w:proofErr w:type="gramStart"/>
+            <w:r>
+              <w:rPr>
+                <w:b/>
+                <w:bCs/>
+              </w:rPr>
+              <w:t>needs</w:t>
+            </w:r>
+            <w:proofErr w:type="gramEnd"/>
+          </w:p>
+          <w:p>
+            <w:pPr>
+              <w:numPr>
+                <w:ilvl w:val="0"/>
+                <w:numId w:val="10"/>
+              </w:numPr>
+              <w:spacing w:after="160" w:line="259" w:lineRule="auto"/>
+              <w:jc w:val="left"/>
+              <w:rPr>
+                <w:b/>
+                <w:bCs/>
+              </w:rPr>
+            </w:pPr>
+            <w:r>
+              <w:rPr>
+                <w:b/>
+                <w:bCs/>
+              </w:rPr>
+              <w:lastRenderedPageBreak/>
+              <w:t xml:space="preserve">Provide support and documentation to IT Helpdesk for identity-related user </w:t>
+            </w:r>
+            <w:proofErr w:type="gramStart"/>
+            <w:r>
+              <w:rPr>
+                <w:b/>
+                <w:bCs/>
+              </w:rPr>
+              <w:t>issues</w:t>
+            </w:r>
+            <w:proofErr w:type="gramEnd"/>
+          </w:p>
+          <w:p>
+            <w:pPr>
+              <w:numPr>
+                <w:ilvl w:val="0"/>
+                <w:numId w:val="10"/>
+              </w:numPr>
+              <w:spacing w:after="160" w:line="259" w:lineRule="auto"/>
+              <w:jc w:val="left"/>
+              <w:rPr>
+                <w:b/>
+                <w:bCs/>
+              </w:rPr>
+            </w:pPr>
+            <w:r>
+              <w:rPr>
+                <w:b/>
+                <w:bCs/>
+              </w:rPr>
+              <w:t>Represent security in any audits of identity-related systems</w:t>
+            </w:r>
+          </w:p>
+        </w:tc>
+      </w:tr>
+      <w:tr>
+        <w:trPr>
+          <w:trHeight w:val="509"/>
+          <w:jc w:val="center"/>
+        </w:trPr>
+        <w:tc>
+          <w:tcPr>
+            <w:tcW w:w="6908" w:type="dxa"/>
+            <w:gridSpan w:val="4"/>
+            <w:tcBorders>
+              <w:top w:val="single" w:sz="4" w:space="0" w:color="auto"/>
+              <w:left w:val="single" w:sz="4" w:space="0" w:color="auto"/>
+              <w:bottom w:val="single" w:sz="4" w:space="0" w:color="auto"/>
+              <w:right w:val="single" w:sz="4" w:space="0" w:color="auto"/>
+            </w:tcBorders>
+            <w:shd w:val="clear" w:color="auto" w:fill="C5E0B3" w:themeFill="accent6" w:themeFillTint="66"/>
+            <w:hideMark/>
+          </w:tcPr>
+          <w:p>
+            <w:pPr>
+              <w:spacing w:after="160" w:line="259" w:lineRule="auto"/>
+              <w:rPr>
+                <w:b/>
+                <w:bCs/>
+              </w:rPr>
+            </w:pPr>
+            <w:r>
+              <w:rPr>
+                <w:b/>
+                <w:bCs/>
+              </w:rPr>
+              <w:lastRenderedPageBreak/>
+              <w:t>Key Systems &amp; Competencies</w:t>
+            </w:r>
+          </w:p>
+        </w:tc>
+      </w:tr>
+      <w:tr>
+        <w:trPr>
+          <w:trHeight w:val="855"/>
+          <w:jc w:val="center"/>
+        </w:trPr>
+        <w:tc>
+          <w:tcPr>
+            <w:tcW w:w="6908" w:type="dxa"/>
+            <w:gridSpan w:val="4"/>
+            <w:tcBorders>
+              <w:top w:val="single" w:sz="4" w:space="0" w:color="auto"/>
+              <w:left w:val="single" w:sz="4" w:space="0" w:color="auto"/>
+              <w:bottom w:val="single" w:sz="4" w:space="0" w:color="auto"/>
+              <w:right w:val="single" w:sz="4" w:space="0" w:color="auto"/>
+            </w:tcBorders>
+            <w:hideMark/>
+          </w:tcPr>
+          <w:p>
+            <w:pPr>
+              <w:numPr>
+                <w:ilvl w:val="0"/>
+                <w:numId w:val="10"/>
+              </w:numPr>
+              <w:spacing w:after="160" w:line="259" w:lineRule="auto"/>
+              <w:jc w:val="left"/>
+              <w:rPr>
+                <w:b/>
+                <w:bCs/>
+              </w:rPr>
+            </w:pPr>
+            <w:r>
+              <w:rPr>
+                <w:b/>
+                <w:bCs/>
+              </w:rPr>
+              <w:t>Microsoft Entra ID: Identities, roles, Identity Protection, authentication methods, Entra Connect sync, password hash sync (PHS)</w:t>
+            </w:r>
+          </w:p>
+          <w:p>
+            <w:pPr>
+              <w:numPr>
+                <w:ilvl w:val="0"/>
+                <w:numId w:val="10"/>
+              </w:numPr>
+              <w:spacing w:after="160" w:line="259" w:lineRule="auto"/>
+              <w:jc w:val="left"/>
+              <w:rPr>
+                <w:b/>
+                <w:bCs/>
+              </w:rPr>
+            </w:pPr>
+            <w:r>
+              <w:rPr>
+                <w:b/>
+                <w:bCs/>
+              </w:rPr>
+              <w:t>Active Directory: Users, groups, OUs, GPOs, Kerberos, LDAP</w:t>
+            </w:r>
+          </w:p>
+          <w:p>
+            <w:pPr>
+              <w:numPr>
+                <w:ilvl w:val="0"/>
+                <w:numId w:val="10"/>
+              </w:numPr>
+              <w:spacing w:after="160" w:line="259" w:lineRule="auto"/>
+              <w:jc w:val="left"/>
+              <w:rPr>
+                <w:b/>
+                <w:bCs/>
+              </w:rPr>
+            </w:pPr>
+            <w:r>
+              <w:rPr>
+                <w:b/>
+                <w:bCs/>
+              </w:rPr>
+              <w:t>Microsoft Defender for Identity/Security Center: sensors, alerting, identity threat detection, investigations</w:t>
+            </w:r>
+          </w:p>
+          <w:p>
+            <w:pPr>
+              <w:numPr>
+                <w:ilvl w:val="0"/>
+                <w:numId w:val="10"/>
+              </w:numPr>
+              <w:spacing w:after="160" w:line="259" w:lineRule="auto"/>
+              <w:jc w:val="left"/>
+              <w:rPr>
+                <w:b/>
+                <w:bCs/>
+              </w:rPr>
+            </w:pPr>
+            <w:r>
+              <w:rPr>
+                <w:b/>
+                <w:bCs/>
+              </w:rPr>
+              <w:t>Microsoft Authenticator: MFA device management, troubleshooting</w:t>
+            </w:r>
+          </w:p>
+          <w:p>
+            <w:pPr>
+              <w:numPr>
+                <w:ilvl w:val="0"/>
+                <w:numId w:val="10"/>
+              </w:numPr>
+              <w:spacing w:after="160" w:line="259" w:lineRule="auto"/>
+              <w:jc w:val="left"/>
+              <w:rPr>
+                <w:b/>
+                <w:bCs/>
+              </w:rPr>
+            </w:pPr>
+            <w:r>
+              <w:rPr>
+                <w:b/>
+                <w:bCs/>
+              </w:rPr>
+              <w:t>Conditional Access: Policy creation, management, and troubleshooting</w:t>
+            </w:r>
+          </w:p>
+          <w:p>
+            <w:pPr>
+              <w:numPr>
+                <w:ilvl w:val="0"/>
+                <w:numId w:val="10"/>
+              </w:numPr>
+              <w:spacing w:after="160" w:line="259" w:lineRule="auto"/>
+              <w:jc w:val="left"/>
+              <w:rPr>
+                <w:b/>
+                <w:bCs/>
+              </w:rPr>
+            </w:pPr>
+            <w:r>
+              <w:rPr>
+                <w:b/>
+                <w:bCs/>
+              </w:rPr>
+              <w:t>Privileged Access Management (PAM): Privileged Identity Management (PIM), just-in-time provisioning (JIT)</w:t>
+            </w:r>
+          </w:p>
+          <w:p>
+            <w:pPr>
+              <w:numPr>
+                <w:ilvl w:val="0"/>
+                <w:numId w:val="10"/>
+              </w:numPr>
+              <w:spacing w:after="160" w:line="259" w:lineRule="auto"/>
+              <w:jc w:val="left"/>
+              <w:rPr>
+                <w:b/>
+                <w:bCs/>
+              </w:rPr>
+            </w:pPr>
+            <w:r>
+              <w:rPr>
+                <w:b/>
+                <w:bCs/>
+              </w:rPr>
+              <w:t>Certificate and Key Management: Azure Key Vault, Active Directory Certificate Services, external certificate providers</w:t>
+            </w:r>
+          </w:p>
+          <w:p>
+            <w:pPr>
+              <w:numPr>
+                <w:ilvl w:val="0"/>
+                <w:numId w:val="10"/>
+              </w:numPr>
+              <w:spacing w:after="160" w:line="259" w:lineRule="auto"/>
+              <w:jc w:val="left"/>
+              <w:rPr>
+                <w:b/>
+                <w:bCs/>
+              </w:rPr>
+            </w:pPr>
+            <w:r>
+              <w:rPr>
+                <w:b/>
+                <w:bCs/>
+              </w:rPr>
+              <w:t>SIEM: Log integration, investigations, dashboarding</w:t>
+            </w:r>
+          </w:p>
+          <w:p>
+            <w:pPr>
+              <w:numPr>
+                <w:ilvl w:val="0"/>
+                <w:numId w:val="10"/>
+              </w:numPr>
+              <w:spacing w:after="160" w:line="259" w:lineRule="auto"/>
+              <w:jc w:val="left"/>
+              <w:rPr>
+                <w:b/>
+                <w:bCs/>
+              </w:rPr>
+            </w:pPr>
+            <w:r>
+              <w:rPr>
+                <w:b/>
+                <w:bCs/>
+              </w:rPr>
+              <w:t>Identity Lifecycle Management: Provisioning, deprovisioning, attribute governance, HR system integration</w:t>
+            </w:r>
+          </w:p>
+          <w:p>
+            <w:pPr>
+              <w:numPr>
+                <w:ilvl w:val="0"/>
+                <w:numId w:val="10"/>
+              </w:numPr>
+              <w:spacing w:after="160" w:line="259" w:lineRule="auto"/>
+              <w:jc w:val="left"/>
+              <w:rPr>
+                <w:b/>
+                <w:bCs/>
+              </w:rPr>
+            </w:pPr>
+            <w:r>
+              <w:rPr>
+                <w:b/>
+                <w:bCs/>
+              </w:rPr>
+              <w:t>Access Governance: Role-based access control (RBAC), least privilege, role modeling, separation of duties</w:t>
+            </w:r>
+          </w:p>
+          <w:p>
+            <w:pPr>
+              <w:numPr>
+                <w:ilvl w:val="0"/>
+                <w:numId w:val="10"/>
+              </w:numPr>
+              <w:spacing w:after="160" w:line="259" w:lineRule="auto"/>
+              <w:jc w:val="left"/>
+              <w:rPr>
+                <w:b/>
+                <w:bCs/>
+              </w:rPr>
+            </w:pPr>
+            <w:r>
+              <w:rPr>
+                <w:b/>
+                <w:bCs/>
+              </w:rPr>
+              <w:t>Protocol &amp; Standards Knowledge: SAML, OAuth2, OIDC, SCIM, Kerberos, NTLM</w:t>
+            </w:r>
+          </w:p>
+          <w:p>
+            <w:pPr>
+              <w:numPr>
+                <w:ilvl w:val="0"/>
+                <w:numId w:val="10"/>
+              </w:numPr>
+              <w:spacing w:after="160" w:line="259" w:lineRule="auto"/>
+              <w:jc w:val="left"/>
+              <w:rPr>
+                <w:b/>
+                <w:bCs/>
+              </w:rPr>
+            </w:pPr>
+            <w:r>
+              <w:rPr>
+                <w:b/>
+                <w:bCs/>
+              </w:rPr>
+              <w:t>Automation &amp; Scripting: PowerShell, Graph API, Python</w:t>
+            </w:r>
+          </w:p>
+        </w:tc>
+      </w:tr>
+      <w:tr>
+        <w:trPr>
+          <w:trHeight w:val="528"/>
+          <w:jc w:val="center"/>
+        </w:trPr>
+        <w:tc>
+          <w:tcPr>
+            <w:tcW w:w="6908" w:type="dxa"/>
+            <w:gridSpan w:val="4"/>
+            <w:tcBorders>
+              <w:top w:val="single" w:sz="4" w:space="0" w:color="auto"/>
+              <w:left w:val="single" w:sz="4" w:space="0" w:color="auto"/>
+              <w:bottom w:val="single" w:sz="4" w:space="0" w:color="auto"/>
+              <w:right w:val="single" w:sz="4" w:space="0" w:color="auto"/>
+            </w:tcBorders>
+            <w:shd w:val="clear" w:color="auto" w:fill="C5E0B3" w:themeFill="accent6" w:themeFillTint="66"/>
+            <w:hideMark/>
+          </w:tcPr>
+          <w:p>
+            <w:pPr>
+              <w:spacing w:after="160" w:line="259" w:lineRule="auto"/>
+              <w:rPr>
+                <w:b/>
+                <w:bCs/>
+              </w:rPr>
+            </w:pPr>
+            <w:r>
+              <w:rPr>
+                <w:b/>
+                <w:bCs/>
+              </w:rPr>
+              <w:t>Required Additional Security</w:t>
+            </w:r>
+          </w:p>
+        </w:tc>
+      </w:tr>
+      <w:tr>
+        <w:trPr>
+          <w:trHeight w:val="837"/>
+          <w:jc w:val="center"/>
+        </w:trPr>
+        <w:tc>
+          <w:tcPr>
+            <w:tcW w:w="6908" w:type="dxa"/>
+            <w:gridSpan w:val="4"/>
+            <w:tcBorders>
+              <w:top w:val="single" w:sz="4" w:space="0" w:color="auto"/>
+              <w:left w:val="single" w:sz="4" w:space="0" w:color="auto"/>
+              <w:bottom w:val="single" w:sz="4" w:space="0" w:color="auto"/>
+              <w:right w:val="single" w:sz="4" w:space="0" w:color="auto"/>
+            </w:tcBorders>
+            <w:hideMark/>
+          </w:tcPr>
+          <w:p>
+            <w:pPr>
+              <w:spacing w:after="160" w:line="259" w:lineRule="auto"/>
+              <w:rPr>
+                <w:b/>
+                <w:bCs/>
+              </w:rPr>
+            </w:pPr>
+            <w:r>
+              <w:rPr>
+                <w:b/>
+                <w:bCs/>
+              </w:rPr>
+              <w:t>Cloud Administrator Account (-CA)</w:t>
+            </w:r>
+          </w:p>
+          <w:p>
+            <w:pPr>
+              <w:numPr>
+                <w:ilvl w:val="0"/>
+                <w:numId w:val="11"/>
+              </w:numPr>
+              <w:spacing w:after="160" w:line="259" w:lineRule="auto"/>
+              <w:jc w:val="left"/>
+              <w:rPr>
+                <w:b/>
+                <w:bCs/>
+              </w:rPr>
+            </w:pPr>
+            <w:r>
+              <w:rPr>
+                <w:b/>
+                <w:bCs/>
+              </w:rPr>
+              <w:t xml:space="preserve">Entra ID Role - Security Administrator: Used to manage security-related features and policies across Entra ID, including monitoring, configuring, and maintaining settings that protect identities and </w:t>
+            </w:r>
+            <w:proofErr w:type="gramStart"/>
+            <w:r>
+              <w:rPr>
+                <w:b/>
+                <w:bCs/>
+              </w:rPr>
+              <w:t>access</w:t>
+            </w:r>
+            <w:proofErr w:type="gramEnd"/>
+          </w:p>
+          <w:p>
+            <w:pPr>
+              <w:numPr>
+                <w:ilvl w:val="0"/>
+                <w:numId w:val="11"/>
+              </w:numPr>
+              <w:spacing w:after="160" w:line="259" w:lineRule="auto"/>
+              <w:jc w:val="left"/>
+              <w:rPr>
+                <w:b/>
+                <w:bCs/>
+              </w:rPr>
+            </w:pPr>
+            <w:r>
+              <w:rPr>
+                <w:b/>
+                <w:bCs/>
+              </w:rPr>
+              <w:t xml:space="preserve">Entra ID Role - Identity Governance Administrator: Used to manage access review, entitlement management, lifecycle workflows, and privileged identity </w:t>
+            </w:r>
+            <w:proofErr w:type="gramStart"/>
+            <w:r>
+              <w:rPr>
+                <w:b/>
+                <w:bCs/>
+              </w:rPr>
+              <w:t>governance</w:t>
+            </w:r>
+            <w:proofErr w:type="gramEnd"/>
+          </w:p>
+          <w:p>
+            <w:pPr>
+              <w:numPr>
+                <w:ilvl w:val="0"/>
+                <w:numId w:val="11"/>
+              </w:numPr>
+              <w:spacing w:after="160" w:line="259" w:lineRule="auto"/>
+              <w:jc w:val="left"/>
+              <w:rPr>
+                <w:b/>
+                <w:bCs/>
+              </w:rPr>
+            </w:pPr>
+            <w:r>
+              <w:rPr>
+                <w:b/>
+                <w:bCs/>
+              </w:rPr>
+              <w:lastRenderedPageBreak/>
+              <w:t xml:space="preserve">Entra ID Role - Authentication Administrator: Used to manage MFA, password resets, and authentication </w:t>
+            </w:r>
+            <w:proofErr w:type="gramStart"/>
+            <w:r>
+              <w:rPr>
+                <w:b/>
+                <w:bCs/>
+              </w:rPr>
+              <w:t>methods</w:t>
+            </w:r>
+            <w:proofErr w:type="gramEnd"/>
+          </w:p>
+          <w:p>
+            <w:pPr>
+              <w:numPr>
+                <w:ilvl w:val="0"/>
+                <w:numId w:val="11"/>
+              </w:numPr>
+              <w:spacing w:after="160" w:line="259" w:lineRule="auto"/>
+              <w:jc w:val="left"/>
+              <w:rPr>
+                <w:b/>
+                <w:bCs/>
+              </w:rPr>
+            </w:pPr>
+            <w:r>
+              <w:rPr>
+                <w:b/>
+                <w:bCs/>
+              </w:rPr>
+              <w:t xml:space="preserve">Entra ID Role - Privileged Role Administrator: Used to manage role assignments, PIM activation settings, and privileged access </w:t>
+            </w:r>
+            <w:proofErr w:type="gramStart"/>
+            <w:r>
+              <w:rPr>
+                <w:b/>
+                <w:bCs/>
+              </w:rPr>
+              <w:t>workflows</w:t>
+            </w:r>
+            <w:proofErr w:type="gramEnd"/>
+          </w:p>
+          <w:p>
+            <w:pPr>
+              <w:numPr>
+                <w:ilvl w:val="0"/>
+                <w:numId w:val="11"/>
+              </w:numPr>
+              <w:spacing w:after="160" w:line="259" w:lineRule="auto"/>
+              <w:jc w:val="left"/>
+              <w:rPr>
+                <w:b/>
+                <w:bCs/>
+              </w:rPr>
+            </w:pPr>
+            <w:r>
+              <w:rPr>
+                <w:b/>
+                <w:bCs/>
+              </w:rPr>
+              <w:t xml:space="preserve">Entra ID Role - Conditional Access Administrator: Used to create and manage conditional access </w:t>
+            </w:r>
+            <w:proofErr w:type="gramStart"/>
+            <w:r>
+              <w:rPr>
+                <w:b/>
+                <w:bCs/>
+              </w:rPr>
+              <w:t>policies</w:t>
+            </w:r>
+            <w:proofErr w:type="gramEnd"/>
+          </w:p>
+          <w:p>
+            <w:pPr>
+              <w:numPr>
+                <w:ilvl w:val="0"/>
+                <w:numId w:val="11"/>
+              </w:numPr>
+              <w:spacing w:after="160" w:line="259" w:lineRule="auto"/>
+              <w:jc w:val="left"/>
+              <w:rPr>
+                <w:b/>
+                <w:bCs/>
+              </w:rPr>
+            </w:pPr>
+            <w:r>
+              <w:rPr>
+                <w:b/>
+                <w:bCs/>
+              </w:rPr>
+              <w:t xml:space="preserve">Entra ID Role - Service Support Administrator: Allows access to open support tickets with Microsoft and access the message center for Entra ID and Microsoft 365 </w:t>
+            </w:r>
+            <w:proofErr w:type="gramStart"/>
+            <w:r>
+              <w:rPr>
+                <w:b/>
+                <w:bCs/>
+              </w:rPr>
+              <w:t>services</w:t>
+            </w:r>
+            <w:proofErr w:type="gramEnd"/>
+          </w:p>
+          <w:p>
+            <w:pPr>
+              <w:numPr>
+                <w:ilvl w:val="0"/>
+                <w:numId w:val="11"/>
+              </w:numPr>
+              <w:spacing w:after="160" w:line="259" w:lineRule="auto"/>
+              <w:jc w:val="left"/>
+              <w:rPr>
+                <w:b/>
+                <w:bCs/>
+              </w:rPr>
+            </w:pPr>
+            <w:r>
+              <w:rPr>
+                <w:b/>
+                <w:bCs/>
+              </w:rPr>
+              <w:t xml:space="preserve">Entra ID Role - Global Reader: Provides read-only access to all directory information, settings, and administrative features across the tenant, allowing full visibility without the ability to modify </w:t>
+            </w:r>
+            <w:proofErr w:type="gramStart"/>
+            <w:r>
+              <w:rPr>
+                <w:b/>
+                <w:bCs/>
+              </w:rPr>
+              <w:t>anything</w:t>
+            </w:r>
+            <w:proofErr w:type="gramEnd"/>
+          </w:p>
+          <w:p>
+            <w:pPr>
+              <w:numPr>
+                <w:ilvl w:val="0"/>
+                <w:numId w:val="11"/>
+              </w:numPr>
+              <w:spacing w:after="160" w:line="259" w:lineRule="auto"/>
+              <w:jc w:val="left"/>
+              <w:rPr>
+                <w:b/>
+                <w:bCs/>
+              </w:rPr>
+            </w:pPr>
+            <w:r>
+              <w:rPr>
+                <w:b/>
+                <w:bCs/>
+              </w:rPr>
+              <w:t xml:space="preserve">Security Center RBAC Role - Defender for Identity Administrator: Provides full administrative control over Microsoft Defender for Identity, including configuring sensors, managing alerts, tuning detections, and maintaining the overall health and security of the MDI </w:t>
+            </w:r>
+            <w:proofErr w:type="gramStart"/>
+            <w:r>
+              <w:rPr>
+                <w:b/>
+                <w:bCs/>
+              </w:rPr>
+              <w:t>environment</w:t>
+            </w:r>
+            <w:proofErr w:type="gramEnd"/>
+          </w:p>
+          <w:p>
+            <w:pPr>
+              <w:spacing w:after="160" w:line="259" w:lineRule="auto"/>
+              <w:rPr>
+                <w:b/>
+                <w:bCs/>
+              </w:rPr>
+            </w:pPr>
+            <w:r>
+              <w:rPr>
+                <w:b/>
+                <w:bCs/>
+              </w:rPr>
+              <w:t>Administrator Account (-A)</w:t>
+            </w:r>
+          </w:p>
+          <w:p>
+            <w:pPr>
+              <w:numPr>
+                <w:ilvl w:val="0"/>
+                <w:numId w:val="11"/>
+              </w:numPr>
+              <w:spacing w:after="160" w:line="259" w:lineRule="auto"/>
+              <w:jc w:val="left"/>
+              <w:rPr>
+                <w:b/>
+                <w:bCs/>
+              </w:rPr>
+            </w:pPr>
+            <w:r>
+              <w:rPr>
+                <w:b/>
+                <w:bCs/>
+              </w:rPr>
+              <w:t xml:space="preserve">Active Directory Group - ADUsersAndComputersManagers: Used to manage access to the AD Users and Computers tool via Citrix and allow access to reset passwords and unlock </w:t>
+            </w:r>
+            <w:proofErr w:type="gramStart"/>
+            <w:r>
+              <w:rPr>
+                <w:b/>
+                <w:bCs/>
+              </w:rPr>
+              <w:t>accounts</w:t>
+            </w:r>
+            <w:proofErr w:type="gramEnd"/>
+          </w:p>
+          <w:p>
+            <w:pPr>
+              <w:numPr>
+                <w:ilvl w:val="0"/>
+                <w:numId w:val="11"/>
+              </w:numPr>
+              <w:spacing w:after="160" w:line="259" w:lineRule="auto"/>
+              <w:jc w:val="left"/>
+              <w:rPr>
+                <w:b/>
+                <w:bCs/>
+              </w:rPr>
+            </w:pPr>
+            <w:r>
+              <w:rPr>
+                <w:b/>
+                <w:bCs/>
+              </w:rPr>
+              <w:t>Active Directory Group - ADServerAdministrators: Used to manage administrative login access to all servers on-</w:t>
+            </w:r>
+            <w:proofErr w:type="gramStart"/>
+            <w:r>
+              <w:rPr>
+                <w:b/>
+                <w:bCs/>
+              </w:rPr>
+              <w:t>premises</w:t>
+            </w:r>
+            <w:proofErr w:type="gramEnd"/>
+          </w:p>
+          <w:p>
+            <w:pPr>
+              <w:numPr>
+                <w:ilvl w:val="0"/>
+                <w:numId w:val="11"/>
+              </w:numPr>
+              <w:spacing w:after="160" w:line="259" w:lineRule="auto"/>
+              <w:jc w:val="left"/>
+              <w:rPr>
+                <w:b/>
+                <w:bCs/>
+              </w:rPr>
+            </w:pPr>
+            <w:r>
+              <w:rPr>
+                <w:b/>
+                <w:bCs/>
+              </w:rPr>
+              <w:t>Active Directory Group - ADComputerAdministrators: Used to manage administrative login access to all user computers on-</w:t>
+            </w:r>
+            <w:proofErr w:type="gramStart"/>
+            <w:r>
+              <w:rPr>
+                <w:b/>
+                <w:bCs/>
+              </w:rPr>
+              <w:t>premises</w:t>
+            </w:r>
+            <w:proofErr w:type="gramEnd"/>
+          </w:p>
+          <w:p>
+            <w:pPr>
+              <w:numPr>
+                <w:ilvl w:val="0"/>
+                <w:numId w:val="11"/>
+              </w:numPr>
+              <w:spacing w:after="160" w:line="259" w:lineRule="auto"/>
+              <w:jc w:val="left"/>
+              <w:rPr>
+                <w:b/>
+                <w:bCs/>
+              </w:rPr>
+            </w:pPr>
+            <w:r>
+              <w:rPr>
+                <w:b/>
+                <w:bCs/>
+              </w:rPr>
+              <w:t>Active Directory Group - ADCertificateServicesAdministrators: Used to manage access to Active Directory Certificate Services</w:t>
+            </w:r>
+          </w:p>
+          <w:p>
+            <w:pPr>
+              <w:spacing w:after="160" w:line="259" w:lineRule="auto"/>
+              <w:rPr>
+                <w:b/>
+                <w:bCs/>
+              </w:rPr>
+            </w:pPr>
+            <w:r>
+              <w:rPr>
+                <w:b/>
+                <w:bCs/>
+              </w:rPr>
+              <w:t>Other</w:t>
+            </w:r>
+          </w:p>
+          <w:p>
+            <w:pPr>
+              <w:pStyle w:val="ListParagraph"/>
+              <w:numPr>
+                <w:ilvl w:val="0"/>
+                <w:numId w:val="11"/>
+              </w:numPr>
+              <w:spacing w:after="0" w:line="240" w:lineRule="auto"/>
+              <w:jc w:val="left"/>
+              <w:rPr>
+                <w:b/>
+                <w:bCs/>
+              </w:rPr>
+            </w:pPr>
+            <w:r>
+              <w:rPr>
+                <w:b/>
+                <w:bCs/>
+              </w:rPr>
+              <w:t xml:space="preserve">External Certificate Provider Role - Security Administrator: Provides access to provision and manage certificates for the </w:t>
+            </w:r>
+            <w:proofErr w:type="gramStart"/>
+            <w:r>
+              <w:rPr>
+                <w:b/>
+                <w:bCs/>
+              </w:rPr>
+              <w:t>organization</w:t>
+            </w:r>
+            <w:proofErr w:type="gramEnd"/>
+            <w:r>
+              <w:rPr>
+                <w:b/>
+                <w:bCs/>
+              </w:rPr>
+              <w:t xml:space="preserve"> </w:t>
+            </w:r>
+          </w:p>
+          <w:p>
+            <w:pPr>
+              <w:numPr>
+                <w:ilvl w:val="0"/>
+                <w:numId w:val="11"/>
+              </w:numPr>
+              <w:spacing w:after="160" w:line="259" w:lineRule="auto"/>
+              <w:jc w:val="left"/>
+              <w:rPr>
+                <w:b/>
+                <w:bCs/>
+              </w:rPr>
+            </w:pPr>
+            <w:r>
+              <w:rPr>
+                <w:b/>
+                <w:bCs/>
+              </w:rPr>
+              <w:t>SIEM Role - Security Engineer: Provides access to SIEM logs for troubleshooting identity-related issues and assisting with investigations</w:t>
+            </w:r>
+          </w:p>
+        </w:tc>
+      </w:tr>
+    </w:tbl>
+    <w:p/>
+    <w:p>
+      <w:pPr>
+        <w:rPr>
+          <w:b/>
+          <w:bCs/>
+          <w:sz w:val="28"/>
+          <w:szCs w:val="28"/>
+        </w:rPr>
+      </w:pPr>
+      <w:r>
+        <w:rPr>
+          <w:b/>
+          <w:bCs/>
+          <w:sz w:val="28"/>
+          <w:szCs w:val="28"/>
+        </w:rPr>
+        <w:br w:type="page"/>
+      </w:r>
+    </w:p>
+    <w:p>
+      <w:pPr>
+        <w:pStyle w:val="Heading2"/>
+      </w:pPr>
+      <w:r>
+        <w:lastRenderedPageBreak/>
+        <w:t>The Traffic Light Model for Capability Boundaries</w:t>
+      </w:r>
+    </w:p>
+    <w:tbl>
+      <w:tblPr>
+        <w:tblStyle w:val="JDF"/>
+        <w:tblW w:w="5000" w:type="pct"/>
+        <w:tblBorders>
+          <w:top w:val="single" w:sz="4" w:space="0" w:color="auto"/>
+          <w:left w:val="single" w:sz="4" w:space="0" w:color="auto"/>
+          <w:bottom w:val="single" w:sz="4" w:space="0" w:color="auto"/>
+          <w:right w:val="single" w:sz="4" w:space="0" w:color="auto"/>
+          <w:insideH w:val="single" w:sz="4" w:space="0" w:color="auto"/>
+          <w:insideV w:val="single" w:sz="4" w:space="0" w:color="auto"/>
+        </w:tblBorders>
+        <w:tblCellMar>
+          <w:top w:w="72" w:type="dxa"/>
+          <w:left w:w="72" w:type="dxa"/>
+          <w:bottom w:w="72" w:type="dxa"/>
+          <w:right w:w="72" w:type="dxa"/>
+        </w:tblCellMar>
+        <w:tblLook w:val="04A0" w:firstRow="1" w:lastRow="0" w:firstColumn="1" w:lastColumn="0" w:noHBand="0" w:noVBand="1"/>
+      </w:tblPr>
+      <w:tblGrid>
+        <w:gridCol w:w="1491"/>
+        <w:gridCol w:w="2619"/>
+        <w:gridCol w:w="2624"/>
+        <w:gridCol w:w="2616"/>
+      </w:tblGrid>
+      <w:tr>
+        <w:trPr>
+          <w:cnfStyle w:val="100000000000" w:firstRow="1" w:lastRow="0" w:firstColumn="0" w:lastColumn="0" w:oddVBand="0" w:evenVBand="0" w:oddHBand="0" w:evenHBand="0" w:firstRowFirstColumn="0" w:firstRowLastColumn="0" w:lastRowFirstColumn="0" w:lastRowLastColumn="0"/>
+        </w:trPr>
+        <w:tc>
+          <w:tcPr>
+            <w:tcW w:w="1229" w:type="dxa"/>
+            <w:tcBorders>
+              <w:top w:val="none" w:sz="0" w:space="0" w:color="auto"/>
+              <w:left w:val="none" w:sz="0" w:space="0" w:color="auto"/>
+              <w:bottom w:val="none" w:sz="0" w:space="0" w:color="auto"/>
+              <w:right w:val="none" w:sz="0" w:space="0" w:color="auto"/>
+              <w:tl2br w:val="none" w:sz="0" w:space="0" w:color="auto"/>
+              <w:tr2bl w:val="none" w:sz="0" w:space="0" w:color="auto"/>
+            </w:tcBorders>
+          </w:tcPr>
+          <w:p>
+            <w:pPr>
+              <w:spacing w:after="4"/>
+            </w:pPr>
+            <w:r>
+              <w:t>Color</w:t>
+            </w:r>
+          </w:p>
+        </w:tc>
+        <w:tc>
+          <w:tcPr>
+            <w:tcW w:w="2708" w:type="dxa"/>
+            <w:tcBorders>
+              <w:top w:val="none" w:sz="0" w:space="0" w:color="auto"/>
+              <w:left w:val="none" w:sz="0" w:space="0" w:color="auto"/>
+              <w:bottom w:val="none" w:sz="0" w:space="0" w:color="auto"/>
+              <w:right w:val="none" w:sz="0" w:space="0" w:color="auto"/>
+              <w:tl2br w:val="none" w:sz="0" w:space="0" w:color="auto"/>
+              <w:tr2bl w:val="none" w:sz="0" w:space="0" w:color="auto"/>
+            </w:tcBorders>
+            <w:shd w:val="clear" w:color="auto" w:fill="92D050"/>
+          </w:tcPr>
+          <w:p>
+            <w:pPr>
+              <w:spacing w:after="4"/>
+              <w:ind w:left="145" w:hanging="145"/>
+              <w:jc w:val="center"/>
+            </w:pPr>
+            <w:r>
+              <w:t>Green</w:t>
+            </w:r>
+          </w:p>
+        </w:tc>
+        <w:tc>
+          <w:tcPr>
+            <w:tcW w:w="2708" w:type="dxa"/>
+            <w:tcBorders>
+              <w:top w:val="none" w:sz="0" w:space="0" w:color="auto"/>
+              <w:left w:val="none" w:sz="0" w:space="0" w:color="auto"/>
+              <w:bottom w:val="none" w:sz="0" w:space="0" w:color="auto"/>
+              <w:right w:val="none" w:sz="0" w:space="0" w:color="auto"/>
+              <w:tl2br w:val="none" w:sz="0" w:space="0" w:color="auto"/>
+              <w:tr2bl w:val="none" w:sz="0" w:space="0" w:color="auto"/>
+            </w:tcBorders>
+            <w:shd w:val="clear" w:color="auto" w:fill="FFD966"/>
+          </w:tcPr>
+          <w:p>
+            <w:pPr>
+              <w:spacing w:after="4"/>
+              <w:ind w:left="145" w:hanging="145"/>
+              <w:jc w:val="center"/>
+            </w:pPr>
+            <w:r>
+              <w:t>Yellow</w:t>
+            </w:r>
+          </w:p>
+        </w:tc>
+        <w:tc>
+          <w:tcPr>
+            <w:tcW w:w="2709" w:type="dxa"/>
+            <w:tcBorders>
+              <w:top w:val="none" w:sz="0" w:space="0" w:color="auto"/>
+              <w:left w:val="none" w:sz="0" w:space="0" w:color="auto"/>
+              <w:bottom w:val="none" w:sz="0" w:space="0" w:color="auto"/>
+              <w:right w:val="none" w:sz="0" w:space="0" w:color="auto"/>
+              <w:tl2br w:val="none" w:sz="0" w:space="0" w:color="auto"/>
+              <w:tr2bl w:val="none" w:sz="0" w:space="0" w:color="auto"/>
+            </w:tcBorders>
+            <w:shd w:val="clear" w:color="auto" w:fill="DB6B5F"/>
+          </w:tcPr>
+          <w:p>
+            <w:pPr>
+              <w:spacing w:after="4"/>
+              <w:ind w:left="145" w:hanging="145"/>
+              <w:jc w:val="center"/>
+            </w:pPr>
+            <w:r>
+              <w:t>Red</w:t>
+            </w:r>
+          </w:p>
+        </w:tc>
+      </w:tr>
+      <w:tr>
+        <w:trPr>
+          <w:jc w:val="left"/>
+        </w:trPr>
+        <w:tc>
+          <w:tcPr>
+            <w:tcW w:w="1229" w:type="dxa"/>
+          </w:tcPr>
+          <w:p>
+            <w:pPr>
+              <w:spacing w:after="4"/>
+              <w:rPr>
+                <w:b/>
+              </w:rPr>
+            </w:pPr>
+            <w:r>
+              <w:rPr>
+                <w:b/>
+              </w:rPr>
+              <w:t>Meaning</w:t>
+            </w:r>
+          </w:p>
+        </w:tc>
+        <w:tc>
+          <w:tcPr>
+            <w:tcW w:w="2708" w:type="dxa"/>
+            <w:shd w:val="clear" w:color="auto" w:fill="92D050"/>
+          </w:tcPr>
+          <w:p>
+            <w:pPr>
+              <w:spacing w:after="4"/>
+              <w:ind w:left="145" w:hanging="145"/>
+              <w:rPr>
+                <w:bCs/>
+              </w:rPr>
+            </w:pPr>
+            <w:r>
+              <w:rPr>
+                <w:bCs/>
+              </w:rPr>
+              <w:t>Safe for early ownership and meant to build confidence and momentum</w:t>
+            </w:r>
+          </w:p>
+        </w:tc>
+        <w:tc>
+          <w:tcPr>
+            <w:tcW w:w="2708" w:type="dxa"/>
+            <w:shd w:val="clear" w:color="auto" w:fill="FFD966"/>
+          </w:tcPr>
+          <w:p>
+            <w:pPr>
+              <w:spacing w:after="4"/>
+              <w:ind w:left="145" w:hanging="145"/>
+              <w:rPr>
+                <w:bCs/>
+              </w:rPr>
+            </w:pPr>
+            <w:r>
+              <w:rPr>
+                <w:bCs/>
+              </w:rPr>
+              <w:t>Require supervision or peer review but build competence in higher-risk activities</w:t>
+            </w:r>
+          </w:p>
+        </w:tc>
+        <w:tc>
+          <w:tcPr>
+            <w:tcW w:w="2709" w:type="dxa"/>
+            <w:shd w:val="clear" w:color="auto" w:fill="DB6B5F"/>
+          </w:tcPr>
+          <w:p>
+            <w:pPr>
+              <w:spacing w:after="4"/>
+              <w:ind w:left="145" w:hanging="145"/>
+              <w:rPr>
+                <w:bCs/>
+              </w:rPr>
+            </w:pPr>
+            <w:r>
+              <w:rPr>
+                <w:bCs/>
+              </w:rPr>
+              <w:t>Restricted until demonstrated competence or milestone completion to p</w:t>
+            </w:r>
+            <w:r>
+              <w:t>rotect critical systems and organizational risk posture</w:t>
+            </w:r>
+          </w:p>
+        </w:tc>
+      </w:tr>
+      <w:tr>
+        <w:trPr>
+          <w:jc w:val="left"/>
+        </w:trPr>
+        <w:tc>
+          <w:tcPr>
+            <w:tcW w:w="1229" w:type="dxa"/>
+          </w:tcPr>
+          <w:p>
+            <w:pPr>
+              <w:spacing w:after="4"/>
+              <w:rPr>
+                <w:b/>
+              </w:rPr>
+            </w:pPr>
+            <w:r>
+              <w:rPr>
+                <w:b/>
+              </w:rPr>
+              <w:t>Characteristics</w:t>
+            </w:r>
+          </w:p>
+        </w:tc>
+        <w:tc>
+          <w:tcPr>
+            <w:tcW w:w="2708" w:type="dxa"/>
+            <w:shd w:val="clear" w:color="auto" w:fill="92D050"/>
+          </w:tcPr>
+          <w:p>
+            <w:pPr>
+              <w:spacing w:after="4"/>
+              <w:ind w:left="145" w:hanging="145"/>
+              <w:rPr>
+                <w:bCs/>
+              </w:rPr>
+            </w:pPr>
+            <w:r>
+              <w:rPr>
+                <w:bCs/>
+              </w:rPr>
+              <w:t>Low production impact</w:t>
+            </w:r>
+          </w:p>
+          <w:p>
+            <w:pPr>
+              <w:spacing w:after="4"/>
+              <w:ind w:left="145" w:hanging="145"/>
+              <w:rPr>
+                <w:bCs/>
+              </w:rPr>
+            </w:pPr>
+            <w:r>
+              <w:rPr>
+                <w:bCs/>
+              </w:rPr>
+              <w:t>Reversible actions</w:t>
+            </w:r>
+          </w:p>
+          <w:p>
+            <w:pPr>
+              <w:spacing w:after="4"/>
+              <w:ind w:left="145" w:hanging="145"/>
+              <w:rPr>
+                <w:bCs/>
+              </w:rPr>
+            </w:pPr>
+            <w:r>
+              <w:rPr>
+                <w:bCs/>
+              </w:rPr>
+              <w:t>Predefined runbooks</w:t>
+            </w:r>
+          </w:p>
+          <w:p>
+            <w:pPr>
+              <w:spacing w:after="4"/>
+              <w:ind w:left="145" w:hanging="145"/>
+              <w:rPr>
+                <w:bCs/>
+              </w:rPr>
+            </w:pPr>
+            <w:r>
+              <w:rPr>
+                <w:bCs/>
+              </w:rPr>
+              <w:t>Limited blast radius</w:t>
+            </w:r>
+          </w:p>
+        </w:tc>
+        <w:tc>
+          <w:tcPr>
+            <w:tcW w:w="2708" w:type="dxa"/>
+            <w:shd w:val="clear" w:color="auto" w:fill="FFD966"/>
+          </w:tcPr>
+          <w:p>
+            <w:pPr>
+              <w:spacing w:after="4"/>
+              <w:ind w:left="145" w:hanging="145"/>
+              <w:rPr>
+                <w:bCs/>
+              </w:rPr>
+            </w:pPr>
+            <w:r>
+              <w:rPr>
+                <w:bCs/>
+              </w:rPr>
+              <w:t>Moderate impact</w:t>
+            </w:r>
+          </w:p>
+          <w:p>
+            <w:pPr>
+              <w:spacing w:after="4"/>
+              <w:ind w:left="145" w:hanging="145"/>
+              <w:rPr>
+                <w:bCs/>
+              </w:rPr>
+            </w:pPr>
+            <w:r>
+              <w:rPr>
+                <w:bCs/>
+              </w:rPr>
+              <w:t>Partial system exposure</w:t>
+            </w:r>
+          </w:p>
+          <w:p>
+            <w:pPr>
+              <w:spacing w:after="4"/>
+              <w:ind w:left="145" w:hanging="145"/>
+              <w:rPr>
+                <w:bCs/>
+              </w:rPr>
+            </w:pPr>
+            <w:r>
+              <w:rPr>
+                <w:bCs/>
+              </w:rPr>
+              <w:t xml:space="preserve">Change implementation </w:t>
+            </w:r>
+            <w:proofErr w:type="gramStart"/>
+            <w:r>
+              <w:rPr>
+                <w:bCs/>
+              </w:rPr>
+              <w:t>risk</w:t>
+            </w:r>
+            <w:proofErr w:type="gramEnd"/>
+          </w:p>
+          <w:p>
+            <w:pPr>
+              <w:spacing w:after="4"/>
+              <w:ind w:left="145" w:hanging="145"/>
+              <w:rPr>
+                <w:bCs/>
+              </w:rPr>
+            </w:pPr>
+            <w:r>
+              <w:rPr>
+                <w:bCs/>
+              </w:rPr>
+              <w:t>Requires contextual judgement</w:t>
+            </w:r>
+          </w:p>
+        </w:tc>
+        <w:tc>
+          <w:tcPr>
+            <w:tcW w:w="2709" w:type="dxa"/>
+            <w:shd w:val="clear" w:color="auto" w:fill="DB6B5F"/>
+          </w:tcPr>
+          <w:p>
+            <w:pPr>
+              <w:spacing w:after="4"/>
+              <w:ind w:left="145" w:hanging="145"/>
+              <w:rPr>
+                <w:bCs/>
+              </w:rPr>
+            </w:pPr>
+            <w:r>
+              <w:rPr>
+                <w:bCs/>
+              </w:rPr>
+              <w:t>High blast radius</w:t>
+            </w:r>
+          </w:p>
+          <w:p>
+            <w:pPr>
+              <w:spacing w:after="4"/>
+              <w:ind w:left="145" w:hanging="145"/>
+              <w:rPr>
+                <w:bCs/>
+              </w:rPr>
+            </w:pPr>
+            <w:r>
+              <w:rPr>
+                <w:bCs/>
+              </w:rPr>
+              <w:t>Irreversible or difficult rollback</w:t>
+            </w:r>
+          </w:p>
+          <w:p>
+            <w:pPr>
+              <w:spacing w:after="4"/>
+              <w:ind w:left="145" w:hanging="145"/>
+              <w:rPr>
+                <w:bCs/>
+              </w:rPr>
+            </w:pPr>
+            <w:r>
+              <w:rPr>
+                <w:bCs/>
+              </w:rPr>
+              <w:t>Regulatory implications</w:t>
+            </w:r>
+          </w:p>
+          <w:p>
+            <w:pPr>
+              <w:spacing w:after="4"/>
+              <w:ind w:left="145" w:hanging="145"/>
+              <w:rPr>
+                <w:bCs/>
+              </w:rPr>
+            </w:pPr>
+            <w:r>
+              <w:rPr>
+                <w:bCs/>
+              </w:rPr>
+              <w:t>High visibility impact</w:t>
+            </w:r>
+          </w:p>
+        </w:tc>
+      </w:tr>
+      <w:tr>
+        <w:trPr>
+          <w:jc w:val="left"/>
+        </w:trPr>
+        <w:tc>
+          <w:tcPr>
+            <w:tcW w:w="1229" w:type="dxa"/>
+          </w:tcPr>
+          <w:p>
+            <w:pPr>
+              <w:spacing w:after="4"/>
+              <w:rPr>
+                <w:b/>
+              </w:rPr>
+            </w:pPr>
+            <w:r>
+              <w:rPr>
+                <w:b/>
+              </w:rPr>
+              <w:t>Examples</w:t>
+            </w:r>
+            <w:r>
+              <w:rPr>
+                <w:b/>
+              </w:rPr>
+              <w:t xml:space="preserve"> for this role</w:t>
+            </w:r>
+          </w:p>
+        </w:tc>
+        <w:tc>
+          <w:tcPr>
+            <w:tcW w:w="2708" w:type="dxa"/>
+            <w:shd w:val="clear" w:color="auto" w:fill="92D050"/>
+          </w:tcPr>
+          <w:p>
+            <w:pPr>
+              <w:spacing w:after="4"/>
+              <w:ind w:left="145" w:hanging="145"/>
+              <w:rPr>
+                <w:bCs/>
+              </w:rPr>
+            </w:pPr>
+            <w:r>
+              <w:rPr>
+                <w:bCs/>
+              </w:rPr>
+              <w:t>Processing standard access requests</w:t>
+            </w:r>
+          </w:p>
+          <w:p>
+            <w:pPr>
+              <w:spacing w:after="4"/>
+              <w:ind w:left="145" w:hanging="145"/>
+              <w:rPr>
+                <w:bCs/>
+              </w:rPr>
+            </w:pPr>
+            <w:r>
+              <w:rPr>
+                <w:bCs/>
+              </w:rPr>
+              <w:t>Updating documentation</w:t>
+            </w:r>
+            <w:r>
+              <w:rPr>
+                <w:bCs/>
+              </w:rPr>
+              <w:t xml:space="preserve"> for identity and access management topics</w:t>
+            </w:r>
+          </w:p>
+          <w:p>
+            <w:pPr>
+              <w:spacing w:after="4"/>
+              <w:ind w:left="145" w:hanging="145"/>
+              <w:rPr>
+                <w:bCs/>
+              </w:rPr>
+            </w:pPr>
+            <w:r>
+              <w:rPr>
+                <w:bCs/>
+              </w:rPr>
+              <w:t>Triage of low-severity tickets</w:t>
+            </w:r>
+          </w:p>
+          <w:p>
+            <w:pPr>
+              <w:spacing w:after="4"/>
+              <w:ind w:left="145" w:hanging="145"/>
+              <w:rPr>
+                <w:bCs/>
+              </w:rPr>
+            </w:pPr>
+            <w:r>
+              <w:rPr>
+                <w:bCs/>
+              </w:rPr>
+              <w:t>Monitoring dashboard review</w:t>
+            </w:r>
+          </w:p>
+          <w:p>
+            <w:pPr>
+              <w:spacing w:after="4"/>
+              <w:ind w:left="145" w:hanging="145"/>
+              <w:rPr>
+                <w:bCs/>
+              </w:rPr>
+            </w:pPr>
+            <w:r>
+              <w:rPr>
+                <w:bCs/>
+              </w:rPr>
+              <w:t>Executing predefined scripts</w:t>
+            </w:r>
+          </w:p>
+          <w:p>
+            <w:pPr>
+              <w:spacing w:after="4"/>
+              <w:ind w:left="145" w:hanging="145"/>
+              <w:rPr>
+                <w:bCs/>
+              </w:rPr>
+            </w:pPr>
+            <w:r>
+              <w:rPr>
+                <w:bCs/>
+              </w:rPr>
+              <w:t>Assisting mentor with investigations</w:t>
+            </w:r>
+          </w:p>
+          <w:p>
+            <w:pPr>
+              <w:spacing w:after="4"/>
+              <w:ind w:left="145" w:hanging="145"/>
+              <w:rPr>
+                <w:bCs/>
+              </w:rPr>
+            </w:pPr>
+          </w:p>
+        </w:tc>
+        <w:tc>
+          <w:tcPr>
+            <w:tcW w:w="2708" w:type="dxa"/>
+            <w:shd w:val="clear" w:color="auto" w:fill="FFD966"/>
+          </w:tcPr>
+          <w:p>
+            <w:pPr>
+              <w:spacing w:after="4"/>
+              <w:ind w:left="145" w:hanging="145"/>
+            </w:pPr>
+            <w:r>
+              <w:t xml:space="preserve">Implementing configuration changes </w:t>
+            </w:r>
+            <w:r>
+              <w:t xml:space="preserve">in enterprise applications </w:t>
+            </w:r>
+            <w:r>
+              <w:t>with review</w:t>
+            </w:r>
+          </w:p>
+          <w:p>
+            <w:pPr>
+              <w:spacing w:after="4"/>
+              <w:ind w:left="145" w:hanging="145"/>
+            </w:pPr>
+            <w:r>
+              <w:t>Reviewing complex access justifications</w:t>
+            </w:r>
+          </w:p>
+          <w:p>
+            <w:pPr>
+              <w:spacing w:after="4"/>
+              <w:ind w:left="145" w:hanging="145"/>
+            </w:pPr>
+            <w:r>
+              <w:t>Drafting change requests</w:t>
+            </w:r>
+            <w:r>
+              <w:t xml:space="preserve"> for IAM system changes</w:t>
+            </w:r>
+          </w:p>
+          <w:p>
+            <w:pPr>
+              <w:spacing w:after="4"/>
+              <w:ind w:left="145" w:hanging="145"/>
+            </w:pPr>
+            <w:proofErr w:type="gramStart"/>
+            <w:r>
+              <w:t>Handling</w:t>
+            </w:r>
+            <w:proofErr w:type="gramEnd"/>
+            <w:r>
+              <w:t xml:space="preserve"> medium-severity incidents</w:t>
+            </w:r>
+          </w:p>
+          <w:p>
+            <w:pPr>
+              <w:spacing w:after="4"/>
+              <w:ind w:left="145" w:hanging="145"/>
+            </w:pPr>
+            <w:r>
+              <w:t xml:space="preserve">Coordinating MDI sensor deployments </w:t>
+            </w:r>
+          </w:p>
+          <w:p>
+            <w:pPr>
+              <w:spacing w:after="4"/>
+              <w:ind w:left="145" w:hanging="145"/>
+            </w:pPr>
+            <w:r>
+              <w:t>Presenting findings to team</w:t>
+            </w:r>
+          </w:p>
+        </w:tc>
+        <w:tc>
+          <w:tcPr>
+            <w:tcW w:w="2709" w:type="dxa"/>
+            <w:shd w:val="clear" w:color="auto" w:fill="DB6B5F"/>
+          </w:tcPr>
+          <w:p>
+            <w:pPr>
+              <w:spacing w:after="4"/>
+              <w:ind w:left="145" w:hanging="145"/>
+            </w:pPr>
+            <w:r>
+              <w:t>Privileged IAM policy changes</w:t>
+            </w:r>
+          </w:p>
+          <w:p>
+            <w:pPr>
+              <w:spacing w:after="4"/>
+              <w:ind w:left="145" w:hanging="145"/>
+            </w:pPr>
+            <w:r>
+              <w:t xml:space="preserve">Production </w:t>
+            </w:r>
+            <w:r>
+              <w:t>conditional access</w:t>
+            </w:r>
+            <w:r>
+              <w:t xml:space="preserve"> </w:t>
+            </w:r>
+            <w:r>
+              <w:t>policy</w:t>
+            </w:r>
+            <w:r>
+              <w:t xml:space="preserve"> modification</w:t>
+            </w:r>
+          </w:p>
+          <w:p>
+            <w:pPr>
+              <w:spacing w:after="4"/>
+              <w:ind w:left="145" w:hanging="145"/>
+            </w:pPr>
+            <w:r>
+              <w:t xml:space="preserve">Major </w:t>
+            </w:r>
+            <w:r>
+              <w:t xml:space="preserve">identity </w:t>
+            </w:r>
+            <w:r>
+              <w:t>architecture changes</w:t>
+            </w:r>
+          </w:p>
+          <w:p>
+            <w:pPr>
+              <w:spacing w:after="4"/>
+              <w:ind w:left="145" w:hanging="145"/>
+            </w:pPr>
+            <w:r>
+              <w:t xml:space="preserve">Changes to </w:t>
+            </w:r>
+          </w:p>
+          <w:p>
+            <w:pPr>
+              <w:spacing w:after="4"/>
+              <w:ind w:left="145" w:hanging="145"/>
+            </w:pPr>
+            <w:r>
+              <w:t>Approval authority for security exceptions</w:t>
+            </w:r>
+          </w:p>
+          <w:p>
+            <w:pPr>
+              <w:spacing w:after="4"/>
+              <w:ind w:left="145" w:hanging="145"/>
+              <w:rPr>
+                <w:bCs/>
+              </w:rPr>
+            </w:pPr>
+          </w:p>
+        </w:tc>
+      </w:tr>
+      <w:tr>
+        <w:trPr>
+          <w:jc w:val="left"/>
+        </w:trPr>
+        <w:tc>
+          <w:tcPr>
+            <w:tcW w:w="1229" w:type="dxa"/>
+          </w:tcPr>
+          <w:p>
+            <w:pPr>
+              <w:spacing w:after="4"/>
+              <w:rPr>
+                <w:b/>
+              </w:rPr>
+            </w:pPr>
+            <w:r>
+              <w:rPr>
+                <w:b/>
+              </w:rPr>
+              <w:t>Expectations</w:t>
+            </w:r>
+          </w:p>
+        </w:tc>
+        <w:tc>
+          <w:tcPr>
+            <w:tcW w:w="2708" w:type="dxa"/>
+            <w:shd w:val="clear" w:color="auto" w:fill="92D050"/>
+          </w:tcPr>
+          <w:p>
+            <w:pPr>
+              <w:spacing w:after="4"/>
+              <w:ind w:left="145" w:hanging="145"/>
+              <w:rPr>
+                <w:bCs/>
+              </w:rPr>
+            </w:pPr>
+            <w:r>
+              <w:rPr>
+                <w:bCs/>
+              </w:rPr>
+              <w:t>Independent execution</w:t>
+            </w:r>
+          </w:p>
+          <w:p>
+            <w:pPr>
+              <w:spacing w:after="4"/>
+              <w:ind w:left="145" w:hanging="145"/>
+              <w:rPr>
+                <w:bCs/>
+              </w:rPr>
+            </w:pPr>
+            <w:r>
+              <w:rPr>
+                <w:bCs/>
+              </w:rPr>
+              <w:t>Clear documentation</w:t>
+            </w:r>
+          </w:p>
+          <w:p>
+            <w:pPr>
+              <w:spacing w:after="4"/>
+              <w:ind w:left="145" w:hanging="145"/>
+              <w:rPr>
+                <w:bCs/>
+              </w:rPr>
+            </w:pPr>
+            <w:r>
+              <w:rPr>
+                <w:bCs/>
+              </w:rPr>
+              <w:t>Daily queue engagement</w:t>
+            </w:r>
+          </w:p>
+          <w:p>
+            <w:pPr>
+              <w:spacing w:after="4"/>
+              <w:ind w:left="145" w:hanging="145"/>
+              <w:rPr>
+                <w:bCs/>
+              </w:rPr>
+            </w:pPr>
+            <w:r>
+              <w:rPr>
+                <w:bCs/>
+              </w:rPr>
+              <w:t>Escalation when unsure</w:t>
+            </w:r>
+          </w:p>
+        </w:tc>
+        <w:tc>
+          <w:tcPr>
+            <w:tcW w:w="2708" w:type="dxa"/>
+            <w:shd w:val="clear" w:color="auto" w:fill="FFD966"/>
+          </w:tcPr>
+          <w:p>
+            <w:pPr>
+              <w:spacing w:after="4"/>
+              <w:ind w:left="145" w:hanging="145"/>
+            </w:pPr>
+            <w:r>
+              <w:t>Peer review before execution</w:t>
+            </w:r>
+          </w:p>
+          <w:p>
+            <w:pPr>
+              <w:spacing w:after="4"/>
+              <w:ind w:left="145" w:hanging="145"/>
+            </w:pPr>
+            <w:r>
+              <w:t>Shadow-to-lead progression</w:t>
+            </w:r>
+          </w:p>
+          <w:p>
+            <w:pPr>
+              <w:spacing w:after="4"/>
+              <w:ind w:left="145" w:hanging="145"/>
+              <w:rPr>
+                <w:bCs/>
+              </w:rPr>
+            </w:pPr>
+            <w:r>
+              <w:t>Mentor sign-off required</w:t>
+            </w:r>
+          </w:p>
+        </w:tc>
+        <w:tc>
+          <w:tcPr>
+            <w:tcW w:w="2709" w:type="dxa"/>
+            <w:shd w:val="clear" w:color="auto" w:fill="DB6B5F"/>
+          </w:tcPr>
+          <w:p>
+            <w:pPr>
+              <w:spacing w:after="4"/>
+              <w:ind w:left="145" w:hanging="145"/>
+            </w:pPr>
+            <w:r>
+              <w:t>Explicit authorization</w:t>
+            </w:r>
+          </w:p>
+          <w:p>
+            <w:pPr>
+              <w:spacing w:after="4"/>
+              <w:ind w:left="145" w:hanging="145"/>
+            </w:pPr>
+            <w:r>
+              <w:t>Milestone completion (90-day Review)</w:t>
+            </w:r>
+          </w:p>
+          <w:p>
+            <w:pPr>
+              <w:spacing w:after="4"/>
+              <w:ind w:left="145" w:hanging="145"/>
+            </w:pPr>
+            <w:r>
+              <w:t xml:space="preserve">Formal role transition </w:t>
+            </w:r>
+          </w:p>
+          <w:p>
+            <w:pPr>
+              <w:spacing w:after="4"/>
+              <w:ind w:left="145" w:hanging="145"/>
+              <w:rPr>
+                <w:bCs/>
+              </w:rPr>
+            </w:pPr>
+            <w:r>
+              <w:t>On-call readiness validation</w:t>
+            </w:r>
+          </w:p>
+        </w:tc>
+      </w:tr>
+      <w:tr>
+        <w:trPr>
+          <w:jc w:val="left"/>
+        </w:trPr>
+        <w:tc>
+          <w:tcPr>
+            <w:tcW w:w="1229" w:type="dxa"/>
+          </w:tcPr>
+          <w:p>
+            <w:pPr>
+              <w:spacing w:after="4"/>
+              <w:rPr>
+                <w:b/>
+              </w:rPr>
+            </w:pPr>
+            <w:r>
+              <w:rPr>
+                <w:b/>
+              </w:rPr>
+              <w:t>Measurable Indicators &amp; Advancement Criteria</w:t>
+            </w:r>
+          </w:p>
+        </w:tc>
+        <w:tc>
+          <w:tcPr>
+            <w:tcW w:w="2708" w:type="dxa"/>
+            <w:shd w:val="clear" w:color="auto" w:fill="92D050"/>
+          </w:tcPr>
+          <w:p>
+            <w:pPr>
+              <w:spacing w:after="4"/>
+              <w:ind w:left="145" w:hanging="145"/>
+              <w:rPr>
+                <w:bCs/>
+              </w:rPr>
+            </w:pPr>
+            <w:r>
+              <w:rPr>
+                <w:bCs/>
+              </w:rPr>
+              <w:t>Number of independently resolved tickets</w:t>
+            </w:r>
+          </w:p>
+          <w:p>
+            <w:pPr>
+              <w:spacing w:after="4"/>
+              <w:ind w:left="145" w:hanging="145"/>
+              <w:rPr>
+                <w:bCs/>
+              </w:rPr>
+            </w:pPr>
+            <w:r>
+              <w:rPr>
+                <w:bCs/>
+              </w:rPr>
+              <w:t>Documentation quality review score</w:t>
+            </w:r>
+          </w:p>
+          <w:p>
+            <w:pPr>
+              <w:spacing w:after="4"/>
+              <w:ind w:left="145" w:hanging="145"/>
+              <w:rPr>
+                <w:bCs/>
+              </w:rPr>
+            </w:pPr>
+            <w:r>
+              <w:rPr>
+                <w:bCs/>
+              </w:rPr>
+              <w:t>SLA adherence</w:t>
+            </w:r>
+          </w:p>
+        </w:tc>
+        <w:tc>
+          <w:tcPr>
+            <w:tcW w:w="2708" w:type="dxa"/>
+            <w:shd w:val="clear" w:color="auto" w:fill="FFD966"/>
+          </w:tcPr>
+          <w:p>
+            <w:pPr>
+              <w:spacing w:after="4"/>
+              <w:ind w:left="145" w:hanging="145"/>
+            </w:pPr>
+            <w:r>
+              <w:t>Demonstrated consistency in Green Zone</w:t>
+            </w:r>
+          </w:p>
+          <w:p>
+            <w:pPr>
+              <w:spacing w:after="4"/>
+              <w:ind w:left="145" w:hanging="145"/>
+            </w:pPr>
+            <w:r>
+              <w:t>Successful completion of 30/60-day milestones</w:t>
+            </w:r>
+          </w:p>
+          <w:p>
+            <w:pPr>
+              <w:spacing w:after="4"/>
+              <w:ind w:left="145" w:hanging="145"/>
+              <w:rPr>
+                <w:bCs/>
+              </w:rPr>
+            </w:pPr>
+            <w:r>
+              <w:t>Manager approval</w:t>
+            </w:r>
+          </w:p>
+        </w:tc>
+        <w:tc>
+          <w:tcPr>
+            <w:tcW w:w="2709" w:type="dxa"/>
+            <w:shd w:val="clear" w:color="auto" w:fill="DB6B5F"/>
+          </w:tcPr>
+          <w:p>
+            <w:pPr>
+              <w:spacing w:after="4"/>
+              <w:ind w:left="145" w:hanging="145"/>
+              <w:rPr>
+                <w:bCs/>
+              </w:rPr>
+            </w:pPr>
+          </w:p>
+        </w:tc>
+      </w:tr>
+    </w:tbl>
+    <w:p/>
+    <w:p>
+      <w:pPr>
+        <w:pStyle w:val="Heading2"/>
+      </w:pPr>
+      <w:r>
+        <w:lastRenderedPageBreak/>
+        <w:t>Policy-to-Practice Template</w:t>
+      </w:r>
+    </w:p>
+    <w:tbl>
+      <w:tblPr>
+        <w:tblW w:w="5000" w:type="pct"/>
+        <w:tblBorders>
+          <w:top w:val="single" w:sz="4" w:space="0" w:color="auto"/>
+          <w:left w:val="single" w:sz="4" w:space="0" w:color="auto"/>
+          <w:bottom w:val="single" w:sz="4" w:space="0" w:color="auto"/>
+          <w:right w:val="single" w:sz="4" w:space="0" w:color="auto"/>
+          <w:insideH w:val="single" w:sz="4" w:space="0" w:color="auto"/>
+          <w:insideV w:val="single" w:sz="4" w:space="0" w:color="auto"/>
+        </w:tblBorders>
+        <w:tblCellMar>
+          <w:top w:w="72" w:type="dxa"/>
+          <w:left w:w="72" w:type="dxa"/>
+          <w:bottom w:w="72" w:type="dxa"/>
+          <w:right w:w="72" w:type="dxa"/>
+        </w:tblCellMar>
+        <w:tblLook w:val="04A0" w:firstRow="1" w:lastRow="0" w:firstColumn="1" w:lastColumn="0" w:noHBand="0" w:noVBand="1"/>
+      </w:tblPr>
+      <w:tblGrid>
+        <w:gridCol w:w="2389"/>
+        <w:gridCol w:w="6961"/>
+      </w:tblGrid>
+      <w:tr>
+        <w:trPr>
+          <w:trHeight w:val="359"/>
+          <w:tblHeader/>
+        </w:trPr>
+        <w:tc>
+          <w:tcPr>
+            <w:tcW w:w="2224" w:type="dxa"/>
+            <w:tcMar>
+              <w:top w:w="101" w:type="dxa"/>
+              <w:left w:w="72" w:type="dxa"/>
+              <w:bottom w:w="0" w:type="dxa"/>
+              <w:right w:w="245" w:type="dxa"/>
+            </w:tcMar>
+            <w:hideMark/>
+          </w:tcPr>
+          <w:p>
+            <w:pPr>
+              <w:rPr>
+                <w:b/>
+              </w:rPr>
+            </w:pPr>
+            <w:r>
+              <w:rPr>
+                <w:b/>
+              </w:rPr>
+              <w:t>Policy Name</w:t>
+            </w:r>
+          </w:p>
+        </w:tc>
+        <w:tc>
+          <w:tcPr>
+            <w:tcW w:w="6480" w:type="dxa"/>
+            <w:tcMar>
+              <w:top w:w="101" w:type="dxa"/>
+              <w:left w:w="72" w:type="dxa"/>
+              <w:bottom w:w="0" w:type="dxa"/>
+              <w:right w:w="245" w:type="dxa"/>
+            </w:tcMar>
+            <w:hideMark/>
+          </w:tcPr>
+          <w:p>
+            <w:pPr>
+              <w:rPr>
+                <w:bCs/>
+              </w:rPr>
+            </w:pPr>
+            <w:r>
+              <w:rPr>
+                <w:bCs/>
+              </w:rPr>
+              <w:t>Verifying Identity Prior to Changing Security Controls (ATCS-120)</w:t>
+            </w:r>
+          </w:p>
+        </w:tc>
+      </w:tr>
+      <w:tr>
+        <w:trPr>
+          <w:trHeight w:val="782"/>
+        </w:trPr>
+        <w:tc>
+          <w:tcPr>
+            <w:tcW w:w="2224" w:type="dxa"/>
+            <w:tcBorders>
+              <w:top w:val="single" w:sz="4" w:space="0" w:color="auto"/>
+              <w:left w:val="single" w:sz="4" w:space="0" w:color="auto"/>
+              <w:bottom w:val="single" w:sz="4" w:space="0" w:color="auto"/>
+              <w:right w:val="single" w:sz="4" w:space="0" w:color="auto"/>
+            </w:tcBorders>
+            <w:tcMar>
+              <w:top w:w="101" w:type="dxa"/>
+              <w:left w:w="72" w:type="dxa"/>
+              <w:bottom w:w="0" w:type="dxa"/>
+              <w:right w:w="245" w:type="dxa"/>
+            </w:tcMar>
+            <w:hideMark/>
+          </w:tcPr>
+          <w:p>
+            <w:pPr>
+              <w:rPr>
+                <w:b/>
+              </w:rPr>
+            </w:pPr>
+            <w:r>
+              <w:rPr>
+                <w:b/>
+              </w:rPr>
+              <w:t>Plain-Language Summary</w:t>
+            </w:r>
+          </w:p>
+        </w:tc>
+        <w:tc>
+          <w:tcPr>
+            <w:tcW w:w="6480" w:type="dxa"/>
+            <w:tcBorders>
+              <w:top w:val="single" w:sz="4" w:space="0" w:color="auto"/>
+              <w:left w:val="single" w:sz="4" w:space="0" w:color="auto"/>
+              <w:bottom w:val="single" w:sz="4" w:space="0" w:color="auto"/>
+              <w:right w:val="single" w:sz="4" w:space="0" w:color="auto"/>
+            </w:tcBorders>
+            <w:tcMar>
+              <w:top w:w="101" w:type="dxa"/>
+              <w:left w:w="72" w:type="dxa"/>
+              <w:bottom w:w="0" w:type="dxa"/>
+              <w:right w:w="245" w:type="dxa"/>
+            </w:tcMar>
+            <w:hideMark/>
+          </w:tcPr>
+          <w:p>
+            <w:r>
+              <w:t xml:space="preserve">When </w:t>
+            </w:r>
+            <w:proofErr w:type="gramStart"/>
+            <w:r>
+              <w:t>working</w:t>
+            </w:r>
+            <w:proofErr w:type="gramEnd"/>
+            <w:r>
+              <w:t xml:space="preserve"> with a user, before making changes to security controls, the user’s identity must be verified first. </w:t>
+            </w:r>
+          </w:p>
+        </w:tc>
+      </w:tr>
+      <w:tr>
+        <w:trPr>
+          <w:trHeight w:val="712"/>
+        </w:trPr>
+        <w:tc>
+          <w:tcPr>
+            <w:tcW w:w="2224" w:type="dxa"/>
+            <w:tcBorders>
+              <w:top w:val="single" w:sz="4" w:space="0" w:color="auto"/>
+              <w:left w:val="single" w:sz="4" w:space="0" w:color="auto"/>
+              <w:bottom w:val="single" w:sz="4" w:space="0" w:color="auto"/>
+              <w:right w:val="single" w:sz="4" w:space="0" w:color="auto"/>
+            </w:tcBorders>
+            <w:tcMar>
+              <w:top w:w="101" w:type="dxa"/>
+              <w:left w:w="72" w:type="dxa"/>
+              <w:bottom w:w="0" w:type="dxa"/>
+              <w:right w:w="245" w:type="dxa"/>
+            </w:tcMar>
+            <w:hideMark/>
+          </w:tcPr>
+          <w:p>
+            <w:pPr>
+              <w:rPr>
+                <w:b/>
+              </w:rPr>
+            </w:pPr>
+            <w:r>
+              <w:rPr>
+                <w:b/>
+              </w:rPr>
+              <w:t>Practical Impact on Security Engineer</w:t>
+            </w:r>
+          </w:p>
+        </w:tc>
+        <w:tc>
+          <w:tcPr>
+            <w:tcW w:w="6480" w:type="dxa"/>
+            <w:tcBorders>
+              <w:top w:val="single" w:sz="4" w:space="0" w:color="auto"/>
+              <w:left w:val="single" w:sz="4" w:space="0" w:color="auto"/>
+              <w:bottom w:val="single" w:sz="4" w:space="0" w:color="auto"/>
+              <w:right w:val="single" w:sz="4" w:space="0" w:color="auto"/>
+            </w:tcBorders>
+            <w:tcMar>
+              <w:top w:w="101" w:type="dxa"/>
+              <w:left w:w="72" w:type="dxa"/>
+              <w:bottom w:w="0" w:type="dxa"/>
+              <w:right w:w="245" w:type="dxa"/>
+            </w:tcMar>
+            <w:hideMark/>
+          </w:tcPr>
+          <w:p>
+            <w:r>
+              <w:t xml:space="preserve">When you are contacted by someone who wants you to make a security change, such as resetting an account password or adding a new MFA device, you must first verify that you are speaking to the correct person. </w:t>
+            </w:r>
+          </w:p>
+        </w:tc>
+      </w:tr>
+      <w:tr>
+        <w:trPr>
+          <w:trHeight w:val="631"/>
+        </w:trPr>
+        <w:tc>
+          <w:tcPr>
+            <w:tcW w:w="2224" w:type="dxa"/>
+            <w:tcBorders>
+              <w:top w:val="single" w:sz="4" w:space="0" w:color="auto"/>
+              <w:left w:val="single" w:sz="4" w:space="0" w:color="auto"/>
+              <w:bottom w:val="single" w:sz="4" w:space="0" w:color="auto"/>
+              <w:right w:val="single" w:sz="4" w:space="0" w:color="auto"/>
+            </w:tcBorders>
+            <w:tcMar>
+              <w:top w:w="101" w:type="dxa"/>
+              <w:left w:w="72" w:type="dxa"/>
+              <w:bottom w:w="0" w:type="dxa"/>
+              <w:right w:w="245" w:type="dxa"/>
+            </w:tcMar>
+            <w:hideMark/>
+          </w:tcPr>
+          <w:p>
+            <w:pPr>
+              <w:rPr>
+                <w:b/>
+              </w:rPr>
+            </w:pPr>
+            <w:r>
+              <w:rPr>
+                <w:b/>
+              </w:rPr>
+              <w:t>Where the Policy Applies</w:t>
+            </w:r>
+          </w:p>
+        </w:tc>
+        <w:tc>
+          <w:tcPr>
+            <w:tcW w:w="6480" w:type="dxa"/>
+            <w:tcBorders>
+              <w:top w:val="single" w:sz="4" w:space="0" w:color="auto"/>
+              <w:left w:val="single" w:sz="4" w:space="0" w:color="auto"/>
+              <w:bottom w:val="single" w:sz="4" w:space="0" w:color="auto"/>
+              <w:right w:val="single" w:sz="4" w:space="0" w:color="auto"/>
+            </w:tcBorders>
+            <w:tcMar>
+              <w:top w:w="101" w:type="dxa"/>
+              <w:left w:w="72" w:type="dxa"/>
+              <w:bottom w:w="0" w:type="dxa"/>
+              <w:right w:w="245" w:type="dxa"/>
+            </w:tcMar>
+            <w:hideMark/>
+          </w:tcPr>
+          <w:p>
+            <w:r>
+              <w:t>Password change (AD or Enterprise Password Vault), MFA device changes, disabling security controls</w:t>
+            </w:r>
+          </w:p>
+        </w:tc>
+      </w:tr>
+      <w:tr>
+        <w:trPr>
+          <w:trHeight w:val="258"/>
+        </w:trPr>
+        <w:tc>
+          <w:tcPr>
+            <w:tcW w:w="2224" w:type="dxa"/>
+            <w:tcBorders>
+              <w:top w:val="single" w:sz="4" w:space="0" w:color="auto"/>
+              <w:left w:val="single" w:sz="4" w:space="0" w:color="auto"/>
+              <w:bottom w:val="single" w:sz="4" w:space="0" w:color="auto"/>
+              <w:right w:val="single" w:sz="4" w:space="0" w:color="auto"/>
+            </w:tcBorders>
+            <w:tcMar>
+              <w:top w:w="101" w:type="dxa"/>
+              <w:left w:w="72" w:type="dxa"/>
+              <w:bottom w:w="0" w:type="dxa"/>
+              <w:right w:w="245" w:type="dxa"/>
+            </w:tcMar>
+            <w:hideMark/>
+          </w:tcPr>
+          <w:p>
+            <w:pPr>
+              <w:rPr>
+                <w:b/>
+              </w:rPr>
+            </w:pPr>
+            <w:r>
+              <w:rPr>
+                <w:b/>
+              </w:rPr>
+              <w:t>Engineer Responsibilities</w:t>
+            </w:r>
+          </w:p>
+        </w:tc>
+        <w:tc>
+          <w:tcPr>
+            <w:tcW w:w="6480" w:type="dxa"/>
+            <w:tcBorders>
+              <w:top w:val="single" w:sz="4" w:space="0" w:color="auto"/>
+              <w:left w:val="single" w:sz="4" w:space="0" w:color="auto"/>
+              <w:bottom w:val="single" w:sz="4" w:space="0" w:color="auto"/>
+              <w:right w:val="single" w:sz="4" w:space="0" w:color="auto"/>
+            </w:tcBorders>
+            <w:tcMar>
+              <w:top w:w="101" w:type="dxa"/>
+              <w:left w:w="72" w:type="dxa"/>
+              <w:bottom w:w="0" w:type="dxa"/>
+              <w:right w:w="245" w:type="dxa"/>
+            </w:tcMar>
+            <w:hideMark/>
+          </w:tcPr>
+          <w:p>
+            <w:r>
+              <w:t>You must utilize the “Send Push Verification” runbook linked below to verify the user before taking any further actions.</w:t>
+            </w:r>
+          </w:p>
+          <w:p>
+            <w:r>
+              <w:t>If the user is unable to acknowledge the push, verification must be performed through their management chain and knowledge verification. Steps outlining this process are included in the runbook as well.</w:t>
+            </w:r>
+          </w:p>
+        </w:tc>
+      </w:tr>
+      <w:tr>
+        <w:trPr>
+          <w:trHeight w:val="298"/>
+        </w:trPr>
+        <w:tc>
+          <w:tcPr>
+            <w:tcW w:w="2224" w:type="dxa"/>
+            <w:tcBorders>
+              <w:top w:val="single" w:sz="4" w:space="0" w:color="auto"/>
+              <w:left w:val="single" w:sz="4" w:space="0" w:color="auto"/>
+              <w:bottom w:val="single" w:sz="4" w:space="0" w:color="auto"/>
+              <w:right w:val="single" w:sz="4" w:space="0" w:color="auto"/>
+            </w:tcBorders>
+            <w:tcMar>
+              <w:top w:w="101" w:type="dxa"/>
+              <w:left w:w="72" w:type="dxa"/>
+              <w:bottom w:w="0" w:type="dxa"/>
+              <w:right w:w="245" w:type="dxa"/>
+            </w:tcMar>
+            <w:hideMark/>
+          </w:tcPr>
+          <w:p>
+            <w:pPr>
+              <w:rPr>
+                <w:b/>
+              </w:rPr>
+            </w:pPr>
+            <w:r>
+              <w:rPr>
+                <w:b/>
+              </w:rPr>
+              <w:t>Controls That Enforce the Policy</w:t>
+            </w:r>
+          </w:p>
+        </w:tc>
+        <w:tc>
+          <w:tcPr>
+            <w:tcW w:w="6480" w:type="dxa"/>
+            <w:tcBorders>
+              <w:top w:val="single" w:sz="4" w:space="0" w:color="auto"/>
+              <w:left w:val="single" w:sz="4" w:space="0" w:color="auto"/>
+              <w:bottom w:val="single" w:sz="4" w:space="0" w:color="auto"/>
+              <w:right w:val="single" w:sz="4" w:space="0" w:color="auto"/>
+            </w:tcBorders>
+            <w:tcMar>
+              <w:top w:w="101" w:type="dxa"/>
+              <w:left w:w="72" w:type="dxa"/>
+              <w:bottom w:w="0" w:type="dxa"/>
+              <w:right w:w="245" w:type="dxa"/>
+            </w:tcMar>
+            <w:hideMark/>
+          </w:tcPr>
+          <w:p>
+            <w:r>
+              <w:t>Administrative: Screenshot of user verification must be entered into IT Service Management tickets</w:t>
+            </w:r>
+          </w:p>
+          <w:p>
+            <w:r>
+              <w:t>Technical: MFA “Send Push Verification” capability</w:t>
+            </w:r>
+          </w:p>
+        </w:tc>
+      </w:tr>
+      <w:tr>
+        <w:trPr>
+          <w:trHeight w:val="429"/>
+        </w:trPr>
+        <w:tc>
+          <w:tcPr>
+            <w:tcW w:w="2224" w:type="dxa"/>
+            <w:tcBorders>
+              <w:top w:val="single" w:sz="4" w:space="0" w:color="auto"/>
+              <w:left w:val="single" w:sz="4" w:space="0" w:color="auto"/>
+              <w:bottom w:val="single" w:sz="4" w:space="0" w:color="auto"/>
+              <w:right w:val="single" w:sz="4" w:space="0" w:color="auto"/>
+            </w:tcBorders>
+            <w:tcMar>
+              <w:top w:w="101" w:type="dxa"/>
+              <w:left w:w="72" w:type="dxa"/>
+              <w:bottom w:w="0" w:type="dxa"/>
+              <w:right w:w="245" w:type="dxa"/>
+            </w:tcMar>
+            <w:hideMark/>
+          </w:tcPr>
+          <w:p>
+            <w:pPr>
+              <w:rPr>
+                <w:b/>
+              </w:rPr>
+            </w:pPr>
+            <w:r>
+              <w:rPr>
+                <w:b/>
+              </w:rPr>
+              <w:t>Escalation Triggers</w:t>
+            </w:r>
+          </w:p>
+        </w:tc>
+        <w:tc>
+          <w:tcPr>
+            <w:tcW w:w="6480" w:type="dxa"/>
+            <w:tcBorders>
+              <w:top w:val="single" w:sz="4" w:space="0" w:color="auto"/>
+              <w:left w:val="single" w:sz="4" w:space="0" w:color="auto"/>
+              <w:bottom w:val="single" w:sz="4" w:space="0" w:color="auto"/>
+              <w:right w:val="single" w:sz="4" w:space="0" w:color="auto"/>
+            </w:tcBorders>
+            <w:tcMar>
+              <w:top w:w="101" w:type="dxa"/>
+              <w:left w:w="72" w:type="dxa"/>
+              <w:bottom w:w="0" w:type="dxa"/>
+              <w:right w:w="245" w:type="dxa"/>
+            </w:tcMar>
+            <w:hideMark/>
+          </w:tcPr>
+          <w:p>
+            <w:r>
+              <w:t>As outlined in the “Send Push Verification” runbook, if the user is unable to acknowledge the push sent to them, their management must be involved to verify the user.</w:t>
+            </w:r>
+          </w:p>
+          <w:p>
+            <w:r>
+              <w:t>If a user is overly pushy about not being able to verify the push and unwilling to get their management involved to do verification, this could be a malicious actor attempting to bypass security controls. Escalate this to management immediately.</w:t>
+            </w:r>
+          </w:p>
+        </w:tc>
+      </w:tr>
+      <w:tr>
+        <w:trPr>
+          <w:trHeight w:val="460"/>
+        </w:trPr>
+        <w:tc>
+          <w:tcPr>
+            <w:tcW w:w="2224" w:type="dxa"/>
+            <w:tcBorders>
+              <w:top w:val="single" w:sz="4" w:space="0" w:color="auto"/>
+              <w:left w:val="single" w:sz="4" w:space="0" w:color="auto"/>
+              <w:bottom w:val="single" w:sz="4" w:space="0" w:color="auto"/>
+              <w:right w:val="single" w:sz="4" w:space="0" w:color="auto"/>
+            </w:tcBorders>
+            <w:tcMar>
+              <w:top w:w="101" w:type="dxa"/>
+              <w:left w:w="72" w:type="dxa"/>
+              <w:bottom w:w="0" w:type="dxa"/>
+              <w:right w:w="245" w:type="dxa"/>
+            </w:tcMar>
+            <w:hideMark/>
+          </w:tcPr>
+          <w:p>
+            <w:pPr>
+              <w:rPr>
+                <w:b/>
+              </w:rPr>
+            </w:pPr>
+            <w:proofErr w:type="gramStart"/>
+            <w:r>
+              <w:rPr>
+                <w:b/>
+              </w:rPr>
+              <w:t>Comon</w:t>
+            </w:r>
+            <w:proofErr w:type="gramEnd"/>
+            <w:r>
+              <w:rPr>
+                <w:b/>
+              </w:rPr>
+              <w:t xml:space="preserve"> Failure Points</w:t>
+            </w:r>
+          </w:p>
+        </w:tc>
+        <w:tc>
+          <w:tcPr>
+            <w:tcW w:w="6480" w:type="dxa"/>
+            <w:tcBorders>
+              <w:top w:val="single" w:sz="4" w:space="0" w:color="auto"/>
+              <w:left w:val="single" w:sz="4" w:space="0" w:color="auto"/>
+              <w:bottom w:val="single" w:sz="4" w:space="0" w:color="auto"/>
+              <w:right w:val="single" w:sz="4" w:space="0" w:color="auto"/>
+            </w:tcBorders>
+            <w:tcMar>
+              <w:top w:w="101" w:type="dxa"/>
+              <w:left w:w="72" w:type="dxa"/>
+              <w:bottom w:w="0" w:type="dxa"/>
+              <w:right w:w="245" w:type="dxa"/>
+            </w:tcMar>
+            <w:hideMark/>
+          </w:tcPr>
+          <w:p>
+            <w:r>
+              <w:t>It is common to forget to attach the screenshot of the user verification to the ITSM ticket. This must be made a habit.</w:t>
+            </w:r>
+          </w:p>
+        </w:tc>
+      </w:tr>
+      <w:tr>
+        <w:trPr>
+          <w:trHeight w:val="744"/>
+        </w:trPr>
+        <w:tc>
+          <w:tcPr>
+            <w:tcW w:w="2224" w:type="dxa"/>
+            <w:tcBorders>
+              <w:top w:val="single" w:sz="4" w:space="0" w:color="auto"/>
+              <w:left w:val="single" w:sz="4" w:space="0" w:color="auto"/>
+              <w:bottom w:val="single" w:sz="4" w:space="0" w:color="auto"/>
+              <w:right w:val="single" w:sz="4" w:space="0" w:color="auto"/>
+            </w:tcBorders>
+            <w:tcMar>
+              <w:top w:w="101" w:type="dxa"/>
+              <w:left w:w="72" w:type="dxa"/>
+              <w:bottom w:w="0" w:type="dxa"/>
+              <w:right w:w="245" w:type="dxa"/>
+            </w:tcMar>
+            <w:hideMark/>
+          </w:tcPr>
+          <w:p>
+            <w:pPr>
+              <w:rPr>
+                <w:b/>
+              </w:rPr>
+            </w:pPr>
+            <w:r>
+              <w:rPr>
+                <w:b/>
+              </w:rPr>
+              <w:lastRenderedPageBreak/>
+              <w:t>Related Documentation</w:t>
+            </w:r>
+          </w:p>
+        </w:tc>
+        <w:tc>
+          <w:tcPr>
+            <w:tcW w:w="6480" w:type="dxa"/>
+            <w:tcBorders>
+              <w:top w:val="single" w:sz="4" w:space="0" w:color="auto"/>
+              <w:left w:val="single" w:sz="4" w:space="0" w:color="auto"/>
+              <w:bottom w:val="single" w:sz="4" w:space="0" w:color="auto"/>
+              <w:right w:val="single" w:sz="4" w:space="0" w:color="auto"/>
+            </w:tcBorders>
+            <w:tcMar>
+              <w:top w:w="101" w:type="dxa"/>
+              <w:left w:w="72" w:type="dxa"/>
+              <w:bottom w:w="0" w:type="dxa"/>
+              <w:right w:w="245" w:type="dxa"/>
+            </w:tcMar>
+            <w:hideMark/>
+          </w:tcPr>
+          <w:p>
+            <w:r>
+              <w:t>Link to policy document</w:t>
+            </w:r>
+            <w:r>
+              <w:t xml:space="preserve"> (link)</w:t>
+            </w:r>
+          </w:p>
+          <w:p>
+            <w:r>
+              <w:t>Runbook - Send Push Verification</w:t>
+            </w:r>
+            <w:r>
+              <w:t xml:space="preserve"> (link)</w:t>
+            </w:r>
+          </w:p>
+        </w:tc>
+      </w:tr>
+    </w:tbl>
+    <w:p/>
+    <w:p/>
     <w:p>
       <w:pPr>
         <w:spacing w:after="160" w:line="259" w:lineRule="auto"/>
@@ -4682,6 +7764,9 @@
             <w:pPr>
               <w:jc w:val="center"/>
             </w:pPr>
+            <w:r>
+              <w:t>1.1</w:t>
+            </w:r>
           </w:p>
         </w:tc>
         <w:tc>
@@ -4693,6 +7778,9 @@
             <w:pPr>
               <w:jc w:val="center"/>
             </w:pPr>
+            <w:r>
+              <w:t>Addition of Appendix: Example Template Usage</w:t>
+            </w:r>
           </w:p>
         </w:tc>
         <w:tc>
@@ -4704,6 +7792,9 @@
             <w:pPr>
               <w:jc w:val="center"/>
             </w:pPr>
+            <w:r>
+              <w:t>Dustin Dishner</w:t>
+            </w:r>
           </w:p>
         </w:tc>
         <w:tc>
@@ -4715,6 +7806,9 @@
             <w:pPr>
               <w:jc w:val="center"/>
             </w:pPr>
+            <w:r>
+              <w:t>04/26/2026</w:t>
+            </w:r>
           </w:p>
         </w:tc>
       </w:tr>
@@ -5758,6 +8852,119 @@
     </w:lvl>
   </w:abstractNum>
   <w:abstractNum w:abstractNumId="2" w15:restartNumberingAfterBreak="0">
+    <w:nsid w:val="27F2343E"/>
+    <w:multiLevelType w:val="hybridMultilevel"/>
+    <w:tmpl w:val="E442382E"/>
+    <w:lvl w:ilvl="0" w:tplc="04090001">
+      <w:start w:val="1"/>
+      <w:numFmt w:val="bullet"/>
+      <w:lvlText w:val=""/>
+      <w:lvlJc w:val="left"/>
+      <w:pPr>
+        <w:ind w:left="720" w:hanging="360"/>
+      </w:pPr>
+      <w:rPr>
+        <w:rFonts w:ascii="Symbol" w:hAnsi="Symbol" w:hint="default"/>
+      </w:rPr>
+    </w:lvl>
+    <w:lvl w:ilvl="1" w:tplc="04090003" w:tentative="1">
+      <w:start w:val="1"/>
+      <w:numFmt w:val="bullet"/>
+      <w:lvlText w:val="o"/>
+      <w:lvlJc w:val="left"/>
+      <w:pPr>
+        <w:ind w:left="1440" w:hanging="360"/>
+      </w:pPr>
+      <w:rPr>
+        <w:rFonts w:ascii="Courier New" w:hAnsi="Courier New" w:cs="Courier New" w:hint="default"/>
+      </w:rPr>
+    </w:lvl>
+    <w:lvl w:ilvl="2" w:tplc="04090005" w:tentative="1">
+      <w:start w:val="1"/>
+      <w:numFmt w:val="bullet"/>
+      <w:lvlText w:val=""/>
+      <w:lvlJc w:val="left"/>
+      <w:pPr>
+        <w:ind w:left="2160" w:hanging="360"/>
+      </w:pPr>
+      <w:rPr>
+        <w:rFonts w:ascii="Wingdings" w:hAnsi="Wingdings" w:hint="default"/>
+      </w:rPr>
+    </w:lvl>
+    <w:lvl w:ilvl="3" w:tplc="04090001" w:tentative="1">
+      <w:start w:val="1"/>
+      <w:numFmt w:val="bullet"/>
+      <w:lvlText w:val=""/>
+      <w:lvlJc w:val="left"/>
+      <w:pPr>
+        <w:ind w:left="2880" w:hanging="360"/>
+      </w:pPr>
+      <w:rPr>
+        <w:rFonts w:ascii="Symbol" w:hAnsi="Symbol" w:hint="default"/>
+      </w:rPr>
+    </w:lvl>
+    <w:lvl w:ilvl="4" w:tplc="04090003" w:tentative="1">
+      <w:start w:val="1"/>
+      <w:numFmt w:val="bullet"/>
+      <w:lvlText w:val="o"/>
+      <w:lvlJc w:val="left"/>
+      <w:pPr>
+        <w:ind w:left="3600" w:hanging="360"/>
+      </w:pPr>
+      <w:rPr>
+        <w:rFonts w:ascii="Courier New" w:hAnsi="Courier New" w:cs="Courier New" w:hint="default"/>
+      </w:rPr>
+    </w:lvl>
+    <w:lvl w:ilvl="5" w:tplc="04090005" w:tentative="1">
+      <w:start w:val="1"/>
+      <w:numFmt w:val="bullet"/>
+      <w:lvlText w:val=""/>
+      <w:lvlJc w:val="left"/>
+      <w:pPr>
+        <w:ind w:left="4320" w:hanging="360"/>
+      </w:pPr>
+      <w:rPr>
+        <w:rFonts w:ascii="Wingdings" w:hAnsi="Wingdings" w:hint="default"/>
+      </w:rPr>
+    </w:lvl>
+    <w:lvl w:ilvl="6" w:tplc="04090001" w:tentative="1">
+      <w:start w:val="1"/>
+      <w:numFmt w:val="bullet"/>
+      <w:lvlText w:val=""/>
+      <w:lvlJc w:val="left"/>
+      <w:pPr>
+        <w:ind w:left="5040" w:hanging="360"/>
+      </w:pPr>
+      <w:rPr>
+        <w:rFonts w:ascii="Symbol" w:hAnsi="Symbol" w:hint="default"/>
+      </w:rPr>
+    </w:lvl>
+    <w:lvl w:ilvl="7" w:tplc="04090003" w:tentative="1">
+      <w:start w:val="1"/>
+      <w:numFmt w:val="bullet"/>
+      <w:lvlText w:val="o"/>
+      <w:lvlJc w:val="left"/>
+      <w:pPr>
+        <w:ind w:left="5760" w:hanging="360"/>
+      </w:pPr>
+      <w:rPr>
+        <w:rFonts w:ascii="Courier New" w:hAnsi="Courier New" w:cs="Courier New" w:hint="default"/>
+      </w:rPr>
+    </w:lvl>
+    <w:lvl w:ilvl="8" w:tplc="04090005" w:tentative="1">
+      <w:start w:val="1"/>
+      <w:numFmt w:val="bullet"/>
+      <w:lvlText w:val=""/>
+      <w:lvlJc w:val="left"/>
+      <w:pPr>
+        <w:ind w:left="6480" w:hanging="360"/>
+      </w:pPr>
+      <w:rPr>
+        <w:rFonts w:ascii="Wingdings" w:hAnsi="Wingdings" w:hint="default"/>
+      </w:rPr>
+    </w:lvl>
+  </w:abstractNum>
+  <w:abstractNum w:abstractNumId="3" w15:restartNumberingAfterBreak="0">
     <w:nsid w:val="3C3A4A2B"/>
     <w:multiLevelType w:val="hybridMultilevel"/>
     <w:tmpl w:val="D4FC7EC8"/>
@@ -5870,7 +9077,7 @@
       </w:rPr>
     </w:lvl>
   </w:abstractNum>
-  <w:abstractNum w:abstractNumId="3" w15:restartNumberingAfterBreak="0">
+  <w:abstractNum w:abstractNumId="4" w15:restartNumberingAfterBreak="0">
     <w:nsid w:val="424F089A"/>
     <w:multiLevelType w:val="hybridMultilevel"/>
     <w:tmpl w:val="22429EBA"/>
@@ -5982,7 +9189,7 @@
       </w:rPr>
     </w:lvl>
   </w:abstractNum>
-  <w:abstractNum w:abstractNumId="4" w15:restartNumberingAfterBreak="0">
+  <w:abstractNum w:abstractNumId="5" w15:restartNumberingAfterBreak="0">
     <w:nsid w:val="49E507DF"/>
     <w:multiLevelType w:val="hybridMultilevel"/>
     <w:tmpl w:val="76EE22EA"/>
@@ -6074,7 +9281,7 @@
       </w:pPr>
     </w:lvl>
   </w:abstractNum>
-  <w:abstractNum w:abstractNumId="5" w15:restartNumberingAfterBreak="0">
+  <w:abstractNum w:abstractNumId="6" w15:restartNumberingAfterBreak="0">
     <w:nsid w:val="549D5FC7"/>
     <w:multiLevelType w:val="hybridMultilevel"/>
     <w:tmpl w:val="F9BE760E"/>
@@ -6192,7 +9399,7 @@
       </w:rPr>
     </w:lvl>
   </w:abstractNum>
-  <w:abstractNum w:abstractNumId="6" w15:restartNumberingAfterBreak="0">
+  <w:abstractNum w:abstractNumId="7" w15:restartNumberingAfterBreak="0">
     <w:nsid w:val="59CD6426"/>
     <w:multiLevelType w:val="hybridMultilevel"/>
     <w:tmpl w:val="363E5706"/>
@@ -6306,7 +9513,7 @@
       </w:rPr>
     </w:lvl>
   </w:abstractNum>
-  <w:abstractNum w:abstractNumId="7" w15:restartNumberingAfterBreak="0">
+  <w:abstractNum w:abstractNumId="8" w15:restartNumberingAfterBreak="0">
     <w:nsid w:val="60C65B1B"/>
     <w:multiLevelType w:val="hybridMultilevel"/>
     <w:tmpl w:val="21063090"/>
@@ -6418,7 +9625,7 @@
       </w:rPr>
     </w:lvl>
   </w:abstractNum>
-  <w:abstractNum w:abstractNumId="8" w15:restartNumberingAfterBreak="0">
+  <w:abstractNum w:abstractNumId="9" w15:restartNumberingAfterBreak="0">
     <w:nsid w:val="68915BD8"/>
     <w:multiLevelType w:val="hybridMultilevel"/>
     <w:tmpl w:val="FD565E36"/>
@@ -6510,7 +9717,7 @@
       </w:pPr>
     </w:lvl>
   </w:abstractNum>
-  <w:abstractNum w:abstractNumId="9" w15:restartNumberingAfterBreak="0">
+  <w:abstractNum w:abstractNumId="10" w15:restartNumberingAfterBreak="0">
     <w:nsid w:val="73F55848"/>
     <w:multiLevelType w:val="hybridMultilevel"/>
     <w:tmpl w:val="CD2A5088"/>
@@ -6624,34 +9831,37 @@
     </w:lvl>
   </w:abstractNum>
   <w:num w:numId="1" w16cid:durableId="27687403">
-    <w:abstractNumId w:val="6"/>
+    <w:abstractNumId w:val="7"/>
   </w:num>
   <w:num w:numId="2" w16cid:durableId="1402748154">
     <w:abstractNumId w:val="1"/>
   </w:num>
   <w:num w:numId="3" w16cid:durableId="1729763295">
+    <w:abstractNumId w:val="6"/>
+  </w:num>
+  <w:num w:numId="4" w16cid:durableId="1072003027">
     <w:abstractNumId w:val="5"/>
   </w:num>
-  <w:num w:numId="4" w16cid:durableId="1072003027">
+  <w:num w:numId="5" w16cid:durableId="987251501">
+    <w:abstractNumId w:val="9"/>
+  </w:num>
+  <w:num w:numId="6" w16cid:durableId="153303604">
     <w:abstractNumId w:val="4"/>
   </w:num>
-  <w:num w:numId="5" w16cid:durableId="987251501">
-    <w:abstractNumId w:val="8"/>
-  </w:num>
-  <w:num w:numId="6" w16cid:durableId="153303604">
-    <w:abstractNumId w:val="3"/>
-  </w:num>
   <w:num w:numId="7" w16cid:durableId="539435596">
-    <w:abstractNumId w:val="9"/>
+    <w:abstractNumId w:val="10"/>
   </w:num>
   <w:num w:numId="8" w16cid:durableId="833569629">
-    <w:abstractNumId w:val="2"/>
+    <w:abstractNumId w:val="3"/>
   </w:num>
   <w:num w:numId="9" w16cid:durableId="1076585535">
     <w:abstractNumId w:val="0"/>
   </w:num>
   <w:num w:numId="10" w16cid:durableId="896554638">
-    <w:abstractNumId w:val="7"/>
+    <w:abstractNumId w:val="8"/>
+  </w:num>
+  <w:num w:numId="11" w16cid:durableId="2133550938">
+    <w:abstractNumId w:val="2"/>
   </w:num>
   <w:numIdMacAtCleanup w:val="9"/>
 </w:numbering>
